--- a/docs/Correctio_Requisitos_e_Telas.docx
+++ b/docs/Correctio_Requisitos_e_Telas.docx
@@ -260,7 +260,26 @@
         <w:t xml:space="preserve">Stack: </w:t>
       </w:r>
       <w:r>
-        <w:t xml:space="preserve">React no front (Vue era a preferência da Spec, mas React foi aceito). Backend Node.js + Express + MySQL, conforme a disciplina.</w:t>
+        <w:t xml:space="preserve">React + Vite + TypeScript no front (Vue era a preferência da Spec, mas React foi aceito). Backend Node.js + Express + MySQL, conforme a disciplina. Hospedagem: GitHub Pages na N1 (dados simulados em localStorage), migrando para Firebase Hosting com Firebase Auth nas fases seguintes. </w:t>
+      </w:r>
+      <w:r>
+        <w:rPr>
+          <w:b/>
+          <w:bCs/>
+        </w:rPr>
+        <w:t xml:space="preserve">[Firebase Auth: validar com a professora — substitui os endpoints /auth da Spec]</w:t>
+      </w:r>
+    </w:p>
+    <w:p>
+      <w:pPr>
+        <w:spacing w:after="140"/>
+      </w:pPr>
+      <w:r>
+        <w:rPr>
+          <w:i/>
+          <w:iCs/>
+        </w:rPr>
+        <w:t xml:space="preserve">As decisões de arquitetura, o desenho de segurança/LGPD, a especificação do tour guiado e o portão de qualidade dos Pull Requests estão detalhados em documentos próprios no repositório (docs/Arquitetura.md, docs/Seguranca_e_LGPD.md, docs/Tour_Guiado.md, docs/CI_CD.md).</w:t>
       </w:r>
     </w:p>
     <w:p>
@@ -795,7 +814,7 @@
                 <w:b w:val="false"/>
                 <w:bCs w:val="false"/>
               </w:rPr>
-              <w:t xml:space="preserve">O sistema deve permitir que o professor se cadastre com nome, e-mail institucional (@catolicasc.org.br) e senha de no mínimo 8 caracteres.</w:t>
+              <w:t xml:space="preserve">O sistema deve permitir que o professor se cadastre com nome, e-mail válido e único, e senha de no mínimo 8 caracteres.</w:t>
             </w:r>
           </w:p>
         </w:tc>
@@ -1185,7 +1204,7 @@
                 <w:b w:val="false"/>
                 <w:bCs w:val="false"/>
               </w:rPr>
-              <w:t xml:space="preserve">O sistema deve permitir que o professor cadastre alunos em uma turma (nome, matrícula, e-mail opcional).</w:t>
+              <w:t xml:space="preserve">O sistema deve permitir que o professor cadastre alunos em uma turma (nome, matrícula, e-mail opcional). [validar minimização]</w:t>
             </w:r>
           </w:p>
         </w:tc>
@@ -1575,7 +1594,7 @@
                 <w:b w:val="false"/>
                 <w:bCs w:val="false"/>
               </w:rPr>
-              <w:t xml:space="preserve">O sistema deve permitir que o professor defina, por questão, se as alternativas podem ser embaralhadas.</w:t>
+              <w:t xml:space="preserve">O sistema deve permitir que o professor defina, para cada questão ao montar a prova, se as alternativas podem ser embaralhadas — com o padrão vindo do cadastro da questão.</w:t>
             </w:r>
           </w:p>
         </w:tc>
@@ -3005,7 +3024,7 @@
                 <w:b w:val="false"/>
                 <w:bCs w:val="false"/>
               </w:rPr>
-              <w:t xml:space="preserve">O sistema deve gerar estatística por questão, incluindo percentual de acerto e alternativa mais marcada.</w:t>
+              <w:t xml:space="preserve">O sistema deve gerar estatística por questão (percentual de acerto e alternativa mais marcada) e por tag de categoria (percentual de acerto por conteúdo), para análise pedagógica.</w:t>
             </w:r>
           </w:p>
         </w:tc>
@@ -3135,7 +3154,332 @@
                 <w:b w:val="false"/>
                 <w:bCs w:val="false"/>
               </w:rPr>
-              <w:t xml:space="preserve">O sistema deve oferecer um tour guiado no primeiro acesso do professor, com opção de pular e de rever depois.</w:t>
+              <w:t xml:space="preserve">O sistema deve apresentar um tour guiado contextual na primeira visita a cada tela, destacando os elementos e ações daquela tela, com opção de pular a qualquer momento e de rever pelo botão "Ajuda".</w:t>
+            </w:r>
+          </w:p>
+        </w:tc>
+        <w:tc>
+          <w:tcPr>
+            <w:tcW w:type="dxa" w:w="1200"/>
+            <w:tcMar>
+              <w:top w:type="dxa" w:w="90"/>
+              <w:left w:type="dxa" w:w="110"/>
+              <w:bottom w:type="dxa" w:w="90"/>
+              <w:right w:type="dxa" w:w="110"/>
+            </w:tcMar>
+          </w:tcPr>
+          <w:p>
+            <w:r>
+              <w:rPr>
+                <w:b w:val="false"/>
+                <w:bCs w:val="false"/>
+              </w:rPr>
+              <w:t xml:space="preserve">Usabilidade</w:t>
+            </w:r>
+          </w:p>
+        </w:tc>
+      </w:tr>
+      <w:tr>
+        <w:trPr>
+          <w:tblHeader w:val="false"/>
+        </w:trPr>
+        <w:tc>
+          <w:tcPr>
+            <w:tcW w:type="dxa" w:w="800"/>
+            <w:tcMar>
+              <w:top w:type="dxa" w:w="90"/>
+              <w:left w:type="dxa" w:w="110"/>
+              <w:bottom w:type="dxa" w:w="90"/>
+              <w:right w:type="dxa" w:w="110"/>
+            </w:tcMar>
+          </w:tcPr>
+          <w:p>
+            <w:r>
+              <w:rPr>
+                <w:b w:val="false"/>
+                <w:bCs w:val="false"/>
+              </w:rPr>
+              <w:t xml:space="preserve">RF38</w:t>
+            </w:r>
+          </w:p>
+        </w:tc>
+        <w:tc>
+          <w:tcPr>
+            <w:tcW w:type="dxa" w:w="7000"/>
+            <w:tcMar>
+              <w:top w:type="dxa" w:w="90"/>
+              <w:left w:type="dxa" w:w="110"/>
+              <w:bottom w:type="dxa" w:w="90"/>
+              <w:right w:type="dxa" w:w="110"/>
+            </w:tcMar>
+          </w:tcPr>
+          <w:p>
+            <w:r>
+              <w:rPr>
+                <w:b w:val="false"/>
+                <w:bCs w:val="false"/>
+              </w:rPr>
+              <w:t xml:space="preserve">O sistema deve permitir que o professor anonimize os dados pessoais de um aluno de forma irreversível, apagando nome, matrícula e e-mail e preservando a nota já registrada.</w:t>
+            </w:r>
+          </w:p>
+        </w:tc>
+        <w:tc>
+          <w:tcPr>
+            <w:tcW w:type="dxa" w:w="1200"/>
+            <w:tcMar>
+              <w:top w:type="dxa" w:w="90"/>
+              <w:left w:type="dxa" w:w="110"/>
+              <w:bottom w:type="dxa" w:w="90"/>
+              <w:right w:type="dxa" w:w="110"/>
+            </w:tcMar>
+          </w:tcPr>
+          <w:p>
+            <w:r>
+              <w:rPr>
+                <w:b w:val="false"/>
+                <w:bCs w:val="false"/>
+              </w:rPr>
+              <w:t xml:space="preserve">Turmas</w:t>
+            </w:r>
+          </w:p>
+        </w:tc>
+      </w:tr>
+      <w:tr>
+        <w:trPr>
+          <w:tblHeader w:val="false"/>
+        </w:trPr>
+        <w:tc>
+          <w:tcPr>
+            <w:tcW w:type="dxa" w:w="800"/>
+            <w:tcMar>
+              <w:top w:type="dxa" w:w="90"/>
+              <w:left w:type="dxa" w:w="110"/>
+              <w:bottom w:type="dxa" w:w="90"/>
+              <w:right w:type="dxa" w:w="110"/>
+            </w:tcMar>
+          </w:tcPr>
+          <w:p>
+            <w:r>
+              <w:rPr>
+                <w:b w:val="false"/>
+                <w:bCs w:val="false"/>
+              </w:rPr>
+              <w:t xml:space="preserve">RF39</w:t>
+            </w:r>
+          </w:p>
+        </w:tc>
+        <w:tc>
+          <w:tcPr>
+            <w:tcW w:type="dxa" w:w="7000"/>
+            <w:tcMar>
+              <w:top w:type="dxa" w:w="90"/>
+              <w:left w:type="dxa" w:w="110"/>
+              <w:bottom w:type="dxa" w:w="90"/>
+              <w:right w:type="dxa" w:w="110"/>
+            </w:tcMar>
+          </w:tcPr>
+          <w:p>
+            <w:r>
+              <w:rPr>
+                <w:b w:val="false"/>
+                <w:bCs w:val="false"/>
+              </w:rPr>
+              <w:t xml:space="preserve">O sistema deve exibir aviso de privacidade ao professor no cadastro e na importação de alunos, informando que ele é responsável pelos dados de terceiros que insere.</w:t>
+            </w:r>
+          </w:p>
+        </w:tc>
+        <w:tc>
+          <w:tcPr>
+            <w:tcW w:type="dxa" w:w="1200"/>
+            <w:tcMar>
+              <w:top w:type="dxa" w:w="90"/>
+              <w:left w:type="dxa" w:w="110"/>
+              <w:bottom w:type="dxa" w:w="90"/>
+              <w:right w:type="dxa" w:w="110"/>
+            </w:tcMar>
+          </w:tcPr>
+          <w:p>
+            <w:r>
+              <w:rPr>
+                <w:b w:val="false"/>
+                <w:bCs w:val="false"/>
+              </w:rPr>
+              <w:t xml:space="preserve">Turmas</w:t>
+            </w:r>
+          </w:p>
+        </w:tc>
+      </w:tr>
+      <w:tr>
+        <w:trPr>
+          <w:tblHeader w:val="false"/>
+        </w:trPr>
+        <w:tc>
+          <w:tcPr>
+            <w:tcW w:type="dxa" w:w="800"/>
+            <w:tcMar>
+              <w:top w:type="dxa" w:w="90"/>
+              <w:left w:type="dxa" w:w="110"/>
+              <w:bottom w:type="dxa" w:w="90"/>
+              <w:right w:type="dxa" w:w="110"/>
+            </w:tcMar>
+          </w:tcPr>
+          <w:p>
+            <w:r>
+              <w:rPr>
+                <w:b w:val="false"/>
+                <w:bCs w:val="false"/>
+              </w:rPr>
+              <w:t xml:space="preserve">RF40</w:t>
+            </w:r>
+          </w:p>
+        </w:tc>
+        <w:tc>
+          <w:tcPr>
+            <w:tcW w:type="dxa" w:w="7000"/>
+            <w:tcMar>
+              <w:top w:type="dxa" w:w="90"/>
+              <w:left w:type="dxa" w:w="110"/>
+              <w:bottom w:type="dxa" w:w="90"/>
+              <w:right w:type="dxa" w:w="110"/>
+            </w:tcMar>
+          </w:tcPr>
+          <w:p>
+            <w:r>
+              <w:rPr>
+                <w:b w:val="false"/>
+                <w:bCs w:val="false"/>
+              </w:rPr>
+              <w:t xml:space="preserve">O sistema deve registrar em trilha de auditoria toda operação sobre dado pessoal de aluno — criação, edição, anonimização, publicação de gabarito e liberação de notas — com autor, ação, entidade e data/hora.</w:t>
+            </w:r>
+          </w:p>
+        </w:tc>
+        <w:tc>
+          <w:tcPr>
+            <w:tcW w:type="dxa" w:w="1200"/>
+            <w:tcMar>
+              <w:top w:type="dxa" w:w="90"/>
+              <w:left w:type="dxa" w:w="110"/>
+              <w:bottom w:type="dxa" w:w="90"/>
+              <w:right w:type="dxa" w:w="110"/>
+            </w:tcMar>
+          </w:tcPr>
+          <w:p>
+            <w:r>
+              <w:rPr>
+                <w:b w:val="false"/>
+                <w:bCs w:val="false"/>
+              </w:rPr>
+              <w:t xml:space="preserve">Segurança</w:t>
+            </w:r>
+          </w:p>
+        </w:tc>
+      </w:tr>
+      <w:tr>
+        <w:trPr>
+          <w:tblHeader w:val="false"/>
+        </w:trPr>
+        <w:tc>
+          <w:tcPr>
+            <w:tcW w:type="dxa" w:w="800"/>
+            <w:tcMar>
+              <w:top w:type="dxa" w:w="90"/>
+              <w:left w:type="dxa" w:w="110"/>
+              <w:bottom w:type="dxa" w:w="90"/>
+              <w:right w:type="dxa" w:w="110"/>
+            </w:tcMar>
+          </w:tcPr>
+          <w:p>
+            <w:r>
+              <w:rPr>
+                <w:b w:val="false"/>
+                <w:bCs w:val="false"/>
+              </w:rPr>
+              <w:t xml:space="preserve">RF41</w:t>
+            </w:r>
+          </w:p>
+        </w:tc>
+        <w:tc>
+          <w:tcPr>
+            <w:tcW w:type="dxa" w:w="7000"/>
+            <w:tcMar>
+              <w:top w:type="dxa" w:w="90"/>
+              <w:left w:type="dxa" w:w="110"/>
+              <w:bottom w:type="dxa" w:w="90"/>
+              <w:right w:type="dxa" w:w="110"/>
+            </w:tcMar>
+          </w:tcPr>
+          <w:p>
+            <w:r>
+              <w:rPr>
+                <w:b w:val="false"/>
+                <w:bCs w:val="false"/>
+              </w:rPr>
+              <w:t xml:space="preserve">O sistema deve confirmar imediatamente o início de operações demoradas (gerar PDF, ler folhas, importar e exportar em lote), informando que a execução ocorre em segundo plano, mantendo o professor livre para navegar e notificando-o quando o resultado ficar pronto.</w:t>
+            </w:r>
+          </w:p>
+        </w:tc>
+        <w:tc>
+          <w:tcPr>
+            <w:tcW w:type="dxa" w:w="1200"/>
+            <w:tcMar>
+              <w:top w:type="dxa" w:w="90"/>
+              <w:left w:type="dxa" w:w="110"/>
+              <w:bottom w:type="dxa" w:w="90"/>
+              <w:right w:type="dxa" w:w="110"/>
+            </w:tcMar>
+          </w:tcPr>
+          <w:p>
+            <w:r>
+              <w:rPr>
+                <w:b w:val="false"/>
+                <w:bCs w:val="false"/>
+              </w:rPr>
+              <w:t xml:space="preserve">Usabilidade</w:t>
+            </w:r>
+          </w:p>
+        </w:tc>
+      </w:tr>
+      <w:tr>
+        <w:trPr>
+          <w:tblHeader w:val="false"/>
+        </w:trPr>
+        <w:tc>
+          <w:tcPr>
+            <w:tcW w:type="dxa" w:w="800"/>
+            <w:tcMar>
+              <w:top w:type="dxa" w:w="90"/>
+              <w:left w:type="dxa" w:w="110"/>
+              <w:bottom w:type="dxa" w:w="90"/>
+              <w:right w:type="dxa" w:w="110"/>
+            </w:tcMar>
+          </w:tcPr>
+          <w:p>
+            <w:r>
+              <w:rPr>
+                <w:b w:val="false"/>
+                <w:bCs w:val="false"/>
+              </w:rPr>
+              <w:t xml:space="preserve">RF42</w:t>
+            </w:r>
+          </w:p>
+        </w:tc>
+        <w:tc>
+          <w:tcPr>
+            <w:tcW w:type="dxa" w:w="7000"/>
+            <w:tcMar>
+              <w:top w:type="dxa" w:w="90"/>
+              <w:left w:type="dxa" w:w="110"/>
+              <w:bottom w:type="dxa" w:w="90"/>
+              <w:right w:type="dxa" w:w="110"/>
+            </w:tcMar>
+          </w:tcPr>
+          <w:p>
+            <w:r>
+              <w:rPr>
+                <w:b w:val="false"/>
+                <w:bCs w:val="false"/>
+              </w:rPr>
+              <w:t xml:space="preserve">O sistema deve permitir que o professor desfaça ações destrutivas, restaurando turmas, provas e aplicações arquivadas e questões excluídas, sem perda de vínculo com os registros que já as utilizavam.</w:t>
             </w:r>
           </w:p>
         </w:tc>
@@ -3161,6 +3505,21 @@
         </w:tc>
       </w:tr>
     </w:tbl>
+    <w:p>
+      <w:pPr>
+        <w:spacing w:after="160" w:before="120"/>
+      </w:pPr>
+      <w:r>
+        <w:rPr>
+          <w:b/>
+          <w:bCs/>
+        </w:rPr>
+        <w:t xml:space="preserve">Minimização (RF07). </w:t>
+      </w:r>
+      <w:r>
+        <w:t xml:space="preserve">O e-mail do aluno é coletado hoje sem nenhuma finalidade no sistema: não existe área do aluno e nada é enviado a ele por e-mail. Coletar dado pessoal sem finalidade contraria o princípio da necessidade (LGPD, Art. 6º, III). Levar ao cliente: o campo tem uso previsto? Se não tiver, sai do cadastro e da importação.</w:t>
+      </w:r>
+    </w:p>
     <w:p>
       <w:pPr>
         <w:pStyle w:val="Heading1"/>
@@ -3778,7 +4137,7 @@
                 <w:b w:val="false"/>
                 <w:bCs w:val="false"/>
               </w:rPr>
-              <w:t xml:space="preserve">Cobertura de testes igual ou superior a 80% nas regras críticas (cálculo de nota, embaralhamento, geração de PDF); fluxos principais cobertos por testes E2E com Cypress.</w:t>
+              <w:t xml:space="preserve">Testes unitários com cobertura ≥ 80% nas regras críticas (cálculo de nota, embaralhamento, geração de PDF, leitura da folha); testes E2E com Cypress cobrindo os fluxos principais de ponta a ponta; build reprovado se a cobertura cair abaixo do mínimo.</w:t>
             </w:r>
           </w:p>
         </w:tc>
@@ -3823,7 +4182,7 @@
                 <w:b w:val="false"/>
                 <w:bCs w:val="false"/>
               </w:rPr>
-              <w:t xml:space="preserve">Backup</w:t>
+              <w:t xml:space="preserve">Backup e recuperação</w:t>
             </w:r>
           </w:p>
         </w:tc>
@@ -3843,7 +4202,7 @@
                 <w:b w:val="false"/>
                 <w:bCs w:val="false"/>
               </w:rPr>
-              <w:t xml:space="preserve">Backup diário do banco com retenção de 30 dias; restauração testada 1 vez por mês.</w:t>
+              <w:t xml:space="preserve">Backup diário do banco com retenção de 30 dias; restauração testada e registrada 1x/mês; perda máxima aceitável de 24 h de dados e restabelecimento em até 4 h.</w:t>
             </w:r>
           </w:p>
         </w:tc>
@@ -3978,7 +4337,622 @@
           </w:p>
         </w:tc>
       </w:tr>
+      <w:tr>
+        <w:trPr>
+          <w:tblHeader w:val="false"/>
+        </w:trPr>
+        <w:tc>
+          <w:tcPr>
+            <w:tcW w:type="dxa" w:w="900"/>
+            <w:tcMar>
+              <w:top w:type="dxa" w:w="90"/>
+              <w:left w:type="dxa" w:w="110"/>
+              <w:bottom w:type="dxa" w:w="90"/>
+              <w:right w:type="dxa" w:w="110"/>
+            </w:tcMar>
+          </w:tcPr>
+          <w:p>
+            <w:r>
+              <w:rPr>
+                <w:b w:val="false"/>
+                <w:bCs w:val="false"/>
+              </w:rPr>
+              <w:t xml:space="preserve">RNF12</w:t>
+            </w:r>
+          </w:p>
+        </w:tc>
+        <w:tc>
+          <w:tcPr>
+            <w:tcW w:type="dxa" w:w="2000"/>
+            <w:tcMar>
+              <w:top w:type="dxa" w:w="90"/>
+              <w:left w:type="dxa" w:w="110"/>
+              <w:bottom w:type="dxa" w:w="90"/>
+              <w:right w:type="dxa" w:w="110"/>
+            </w:tcMar>
+          </w:tcPr>
+          <w:p>
+            <w:r>
+              <w:rPr>
+                <w:b w:val="false"/>
+                <w:bCs w:val="false"/>
+              </w:rPr>
+              <w:t xml:space="preserve">Proteção contra abuso e custo</w:t>
+            </w:r>
+          </w:p>
+        </w:tc>
+        <w:tc>
+          <w:tcPr>
+            <w:tcW w:type="dxa" w:w="6100"/>
+            <w:tcMar>
+              <w:top w:type="dxa" w:w="90"/>
+              <w:left w:type="dxa" w:w="110"/>
+              <w:bottom w:type="dxa" w:w="90"/>
+              <w:right w:type="dxa" w:w="110"/>
+            </w:tcMar>
+          </w:tcPr>
+          <w:p>
+            <w:r>
+              <w:rPr>
+                <w:b w:val="false"/>
+                <w:bCs w:val="false"/>
+              </w:rPr>
+              <w:t xml:space="preserve">100% das rotas da API sob limite de requisições, escalonado por custo da operação; excedente responde HTTP 429 com Retry-After; rotas autenticadas limitadas por professor (não por IP); teto de instâncias configurado; alerta de orçamento em 50%, 80% e 100% do previsto.</w:t>
+            </w:r>
+          </w:p>
+        </w:tc>
+      </w:tr>
+      <w:tr>
+        <w:trPr>
+          <w:tblHeader w:val="false"/>
+        </w:trPr>
+        <w:tc>
+          <w:tcPr>
+            <w:tcW w:type="dxa" w:w="900"/>
+            <w:tcMar>
+              <w:top w:type="dxa" w:w="90"/>
+              <w:left w:type="dxa" w:w="110"/>
+              <w:bottom w:type="dxa" w:w="90"/>
+              <w:right w:type="dxa" w:w="110"/>
+            </w:tcMar>
+          </w:tcPr>
+          <w:p>
+            <w:r>
+              <w:rPr>
+                <w:b w:val="false"/>
+                <w:bCs w:val="false"/>
+              </w:rPr>
+              <w:t xml:space="preserve">RNF13</w:t>
+            </w:r>
+          </w:p>
+        </w:tc>
+        <w:tc>
+          <w:tcPr>
+            <w:tcW w:type="dxa" w:w="2000"/>
+            <w:tcMar>
+              <w:top w:type="dxa" w:w="90"/>
+              <w:left w:type="dxa" w:w="110"/>
+              <w:bottom w:type="dxa" w:w="90"/>
+              <w:right w:type="dxa" w:w="110"/>
+            </w:tcMar>
+          </w:tcPr>
+          <w:p>
+            <w:r>
+              <w:rPr>
+                <w:b w:val="false"/>
+                <w:bCs w:val="false"/>
+              </w:rPr>
+              <w:t xml:space="preserve">Resposta imediata em operação demorada</w:t>
+            </w:r>
+          </w:p>
+        </w:tc>
+        <w:tc>
+          <w:tcPr>
+            <w:tcW w:type="dxa" w:w="6100"/>
+            <w:tcMar>
+              <w:top w:type="dxa" w:w="90"/>
+              <w:left w:type="dxa" w:w="110"/>
+              <w:bottom w:type="dxa" w:w="90"/>
+              <w:right w:type="dxa" w:w="110"/>
+            </w:tcMar>
+          </w:tcPr>
+          <w:p>
+            <w:r>
+              <w:rPr>
+                <w:b w:val="false"/>
+                <w:bCs w:val="false"/>
+              </w:rPr>
+              <w:t xml:space="preserve">Nenhuma operação cara (gerar PDF, ler folha, importar/exportar lote) bloqueia a tela: o sistema confirma o início em até 1 s, executa em segundo plano com no máximo 1 job concorrente por professor, e notifica na conclusão. O professor continua navegando durante a execução — nenhuma tela fica travada esperando.</w:t>
+            </w:r>
+          </w:p>
+        </w:tc>
+      </w:tr>
+      <w:tr>
+        <w:trPr>
+          <w:tblHeader w:val="false"/>
+        </w:trPr>
+        <w:tc>
+          <w:tcPr>
+            <w:tcW w:type="dxa" w:w="900"/>
+            <w:tcMar>
+              <w:top w:type="dxa" w:w="90"/>
+              <w:left w:type="dxa" w:w="110"/>
+              <w:bottom w:type="dxa" w:w="90"/>
+              <w:right w:type="dxa" w:w="110"/>
+            </w:tcMar>
+          </w:tcPr>
+          <w:p>
+            <w:r>
+              <w:rPr>
+                <w:b w:val="false"/>
+                <w:bCs w:val="false"/>
+              </w:rPr>
+              <w:t xml:space="preserve">RNF14</w:t>
+            </w:r>
+          </w:p>
+        </w:tc>
+        <w:tc>
+          <w:tcPr>
+            <w:tcW w:type="dxa" w:w="2000"/>
+            <w:tcMar>
+              <w:top w:type="dxa" w:w="90"/>
+              <w:left w:type="dxa" w:w="110"/>
+              <w:bottom w:type="dxa" w:w="90"/>
+              <w:right w:type="dxa" w:w="110"/>
+            </w:tcMar>
+          </w:tcPr>
+          <w:p>
+            <w:r>
+              <w:rPr>
+                <w:b w:val="false"/>
+                <w:bCs w:val="false"/>
+              </w:rPr>
+              <w:t xml:space="preserve">Isolamento entre contas</w:t>
+            </w:r>
+          </w:p>
+        </w:tc>
+        <w:tc>
+          <w:tcPr>
+            <w:tcW w:type="dxa" w:w="6100"/>
+            <w:tcMar>
+              <w:top w:type="dxa" w:w="90"/>
+              <w:left w:type="dxa" w:w="110"/>
+              <w:bottom w:type="dxa" w:w="90"/>
+              <w:right w:type="dxa" w:w="110"/>
+            </w:tcMar>
+          </w:tcPr>
+          <w:p>
+            <w:r>
+              <w:rPr>
+                <w:b w:val="false"/>
+                <w:bCs w:val="false"/>
+              </w:rPr>
+              <w:t xml:space="preserve">0 respostas da API contendo dado de outro professor; 100% das consultas escopadas pelo id do professor autenticado na camada de serviço; acesso a recurso de terceiro responde 404. Verificado por teste automatizado a cada build.</w:t>
+            </w:r>
+          </w:p>
+        </w:tc>
+      </w:tr>
+      <w:tr>
+        <w:trPr>
+          <w:tblHeader w:val="false"/>
+        </w:trPr>
+        <w:tc>
+          <w:tcPr>
+            <w:tcW w:type="dxa" w:w="900"/>
+            <w:tcMar>
+              <w:top w:type="dxa" w:w="90"/>
+              <w:left w:type="dxa" w:w="110"/>
+              <w:bottom w:type="dxa" w:w="90"/>
+              <w:right w:type="dxa" w:w="110"/>
+            </w:tcMar>
+          </w:tcPr>
+          <w:p>
+            <w:r>
+              <w:rPr>
+                <w:b w:val="false"/>
+                <w:bCs w:val="false"/>
+              </w:rPr>
+              <w:t xml:space="preserve">RNF15</w:t>
+            </w:r>
+          </w:p>
+        </w:tc>
+        <w:tc>
+          <w:tcPr>
+            <w:tcW w:type="dxa" w:w="2000"/>
+            <w:tcMar>
+              <w:top w:type="dxa" w:w="90"/>
+              <w:left w:type="dxa" w:w="110"/>
+              <w:bottom w:type="dxa" w:w="90"/>
+              <w:right w:type="dxa" w:w="110"/>
+            </w:tcMar>
+          </w:tcPr>
+          <w:p>
+            <w:r>
+              <w:rPr>
+                <w:b w:val="false"/>
+                <w:bCs w:val="false"/>
+              </w:rPr>
+              <w:t xml:space="preserve">Segurança do código público</w:t>
+            </w:r>
+          </w:p>
+        </w:tc>
+        <w:tc>
+          <w:tcPr>
+            <w:tcW w:type="dxa" w:w="6100"/>
+            <w:tcMar>
+              <w:top w:type="dxa" w:w="90"/>
+              <w:left w:type="dxa" w:w="110"/>
+              <w:bottom w:type="dxa" w:w="90"/>
+              <w:right w:type="dxa" w:w="110"/>
+            </w:tcMar>
+          </w:tcPr>
+          <w:p>
+            <w:r>
+              <w:rPr>
+                <w:b w:val="false"/>
+                <w:bCs w:val="false"/>
+              </w:rPr>
+              <w:t xml:space="preserve">Código da folha com no mínimo 128 bits de entropia, aleatório e não sequencial; consulta pública limitada a 30 requisições/minuto por IP; página com noindex e robots.txt bloqueando indexação.</w:t>
+            </w:r>
+          </w:p>
+        </w:tc>
+      </w:tr>
+      <w:tr>
+        <w:trPr>
+          <w:tblHeader w:val="false"/>
+        </w:trPr>
+        <w:tc>
+          <w:tcPr>
+            <w:tcW w:type="dxa" w:w="900"/>
+            <w:tcMar>
+              <w:top w:type="dxa" w:w="90"/>
+              <w:left w:type="dxa" w:w="110"/>
+              <w:bottom w:type="dxa" w:w="90"/>
+              <w:right w:type="dxa" w:w="110"/>
+            </w:tcMar>
+          </w:tcPr>
+          <w:p>
+            <w:r>
+              <w:rPr>
+                <w:b w:val="false"/>
+                <w:bCs w:val="false"/>
+              </w:rPr>
+              <w:t xml:space="preserve">RNF16</w:t>
+            </w:r>
+          </w:p>
+        </w:tc>
+        <w:tc>
+          <w:tcPr>
+            <w:tcW w:type="dxa" w:w="2000"/>
+            <w:tcMar>
+              <w:top w:type="dxa" w:w="90"/>
+              <w:left w:type="dxa" w:w="110"/>
+              <w:bottom w:type="dxa" w:w="90"/>
+              <w:right w:type="dxa" w:w="110"/>
+            </w:tcMar>
+          </w:tcPr>
+          <w:p>
+            <w:r>
+              <w:rPr>
+                <w:b w:val="false"/>
+                <w:bCs w:val="false"/>
+              </w:rPr>
+              <w:t xml:space="preserve">Segurança de arquivos</w:t>
+            </w:r>
+          </w:p>
+        </w:tc>
+        <w:tc>
+          <w:tcPr>
+            <w:tcW w:type="dxa" w:w="6100"/>
+            <w:tcMar>
+              <w:top w:type="dxa" w:w="90"/>
+              <w:left w:type="dxa" w:w="110"/>
+              <w:bottom w:type="dxa" w:w="90"/>
+              <w:right w:type="dxa" w:w="110"/>
+            </w:tcMar>
+          </w:tcPr>
+          <w:p>
+            <w:r>
+              <w:rPr>
+                <w:b w:val="false"/>
+                <w:bCs w:val="false"/>
+              </w:rPr>
+              <w:t xml:space="preserve">Armazenamento das imagens privado, acessível apenas por URL assinada com validade ≤ 15 min; 100% das imagens re-processadas no recebimento, com 0 campos EXIF persistidos; upload validado por tipo real do arquivo e limitado a 10 MB por imagem.</w:t>
+            </w:r>
+          </w:p>
+        </w:tc>
+      </w:tr>
+      <w:tr>
+        <w:trPr>
+          <w:tblHeader w:val="false"/>
+        </w:trPr>
+        <w:tc>
+          <w:tcPr>
+            <w:tcW w:type="dxa" w:w="900"/>
+            <w:tcMar>
+              <w:top w:type="dxa" w:w="90"/>
+              <w:left w:type="dxa" w:w="110"/>
+              <w:bottom w:type="dxa" w:w="90"/>
+              <w:right w:type="dxa" w:w="110"/>
+            </w:tcMar>
+          </w:tcPr>
+          <w:p>
+            <w:r>
+              <w:rPr>
+                <w:b w:val="false"/>
+                <w:bCs w:val="false"/>
+              </w:rPr>
+              <w:t xml:space="preserve">RNF17</w:t>
+            </w:r>
+          </w:p>
+        </w:tc>
+        <w:tc>
+          <w:tcPr>
+            <w:tcW w:type="dxa" w:w="2000"/>
+            <w:tcMar>
+              <w:top w:type="dxa" w:w="90"/>
+              <w:left w:type="dxa" w:w="110"/>
+              <w:bottom w:type="dxa" w:w="90"/>
+              <w:right w:type="dxa" w:w="110"/>
+            </w:tcMar>
+          </w:tcPr>
+          <w:p>
+            <w:r>
+              <w:rPr>
+                <w:b w:val="false"/>
+                <w:bCs w:val="false"/>
+              </w:rPr>
+              <w:t xml:space="preserve">Auditoria (LGPD, Art. 37)</w:t>
+            </w:r>
+          </w:p>
+        </w:tc>
+        <w:tc>
+          <w:tcPr>
+            <w:tcW w:type="dxa" w:w="6100"/>
+            <w:tcMar>
+              <w:top w:type="dxa" w:w="90"/>
+              <w:left w:type="dxa" w:w="110"/>
+              <w:bottom w:type="dxa" w:w="90"/>
+              <w:right w:type="dxa" w:w="110"/>
+            </w:tcMar>
+          </w:tcPr>
+          <w:p>
+            <w:r>
+              <w:rPr>
+                <w:b w:val="false"/>
+                <w:bCs w:val="false"/>
+              </w:rPr>
+              <w:t xml:space="preserve">100% das operações do RF40 registradas em trilha imutável; a trilha registra a ação e o autor, nunca o conteúdo do dado pessoal.</w:t>
+            </w:r>
+          </w:p>
+        </w:tc>
+      </w:tr>
+      <w:tr>
+        <w:trPr>
+          <w:tblHeader w:val="false"/>
+        </w:trPr>
+        <w:tc>
+          <w:tcPr>
+            <w:tcW w:type="dxa" w:w="900"/>
+            <w:tcMar>
+              <w:top w:type="dxa" w:w="90"/>
+              <w:left w:type="dxa" w:w="110"/>
+              <w:bottom w:type="dxa" w:w="90"/>
+              <w:right w:type="dxa" w:w="110"/>
+            </w:tcMar>
+          </w:tcPr>
+          <w:p>
+            <w:r>
+              <w:rPr>
+                <w:b w:val="false"/>
+                <w:bCs w:val="false"/>
+              </w:rPr>
+              <w:t xml:space="preserve">RNF18</w:t>
+            </w:r>
+          </w:p>
+        </w:tc>
+        <w:tc>
+          <w:tcPr>
+            <w:tcW w:type="dxa" w:w="2000"/>
+            <w:tcMar>
+              <w:top w:type="dxa" w:w="90"/>
+              <w:left w:type="dxa" w:w="110"/>
+              <w:bottom w:type="dxa" w:w="90"/>
+              <w:right w:type="dxa" w:w="110"/>
+            </w:tcMar>
+          </w:tcPr>
+          <w:p>
+            <w:r>
+              <w:rPr>
+                <w:b w:val="false"/>
+                <w:bCs w:val="false"/>
+              </w:rPr>
+              <w:t xml:space="preserve">Endurecimento da API</w:t>
+            </w:r>
+          </w:p>
+        </w:tc>
+        <w:tc>
+          <w:tcPr>
+            <w:tcW w:type="dxa" w:w="6100"/>
+            <w:tcMar>
+              <w:top w:type="dxa" w:w="90"/>
+              <w:left w:type="dxa" w:w="110"/>
+              <w:bottom w:type="dxa" w:w="90"/>
+              <w:right w:type="dxa" w:w="110"/>
+            </w:tcMar>
+          </w:tcPr>
+          <w:p>
+            <w:r>
+              <w:rPr>
+                <w:b w:val="false"/>
+                <w:bCs w:val="false"/>
+              </w:rPr>
+              <w:t xml:space="preserve">Cabeçalhos de segurança e CSP ativos em 100% das respostas; CORS restrito a lista de origens conhecidas; payload JSON limitado a 100 KB; 100% das consultas SQL parametrizadas; container executado sem privilégio de root; build reprovado se houver vulnerabilidade alta ou crítica em dependência.</w:t>
+            </w:r>
+          </w:p>
+        </w:tc>
+      </w:tr>
+      <w:tr>
+        <w:trPr>
+          <w:tblHeader w:val="false"/>
+        </w:trPr>
+        <w:tc>
+          <w:tcPr>
+            <w:tcW w:type="dxa" w:w="900"/>
+            <w:tcMar>
+              <w:top w:type="dxa" w:w="90"/>
+              <w:left w:type="dxa" w:w="110"/>
+              <w:bottom w:type="dxa" w:w="90"/>
+              <w:right w:type="dxa" w:w="110"/>
+            </w:tcMar>
+          </w:tcPr>
+          <w:p>
+            <w:r>
+              <w:rPr>
+                <w:b w:val="false"/>
+                <w:bCs w:val="false"/>
+              </w:rPr>
+              <w:t xml:space="preserve">RNF19</w:t>
+            </w:r>
+          </w:p>
+        </w:tc>
+        <w:tc>
+          <w:tcPr>
+            <w:tcW w:type="dxa" w:w="2000"/>
+            <w:tcMar>
+              <w:top w:type="dxa" w:w="90"/>
+              <w:left w:type="dxa" w:w="110"/>
+              <w:bottom w:type="dxa" w:w="90"/>
+              <w:right w:type="dxa" w:w="110"/>
+            </w:tcMar>
+          </w:tcPr>
+          <w:p>
+            <w:r>
+              <w:rPr>
+                <w:b w:val="false"/>
+                <w:bCs w:val="false"/>
+              </w:rPr>
+              <w:t xml:space="preserve">Objetividade do tour</w:t>
+            </w:r>
+          </w:p>
+        </w:tc>
+        <w:tc>
+          <w:tcPr>
+            <w:tcW w:type="dxa" w:w="6100"/>
+            <w:tcMar>
+              <w:top w:type="dxa" w:w="90"/>
+              <w:left w:type="dxa" w:w="110"/>
+              <w:bottom w:type="dxa" w:w="90"/>
+              <w:right w:type="dxa" w:w="110"/>
+            </w:tcMar>
+          </w:tcPr>
+          <w:p>
+            <w:r>
+              <w:rPr>
+                <w:b w:val="false"/>
+                <w:bCs w:val="false"/>
+              </w:rPr>
+              <w:t xml:space="preserve">No máximo 4 passos por tela e 90 caracteres por passo; o tour é dispensável em 1 clique e nunca impede o uso da tela; navegável por teclado e anunciado por leitor de tela.</w:t>
+            </w:r>
+          </w:p>
+        </w:tc>
+      </w:tr>
+      <w:tr>
+        <w:trPr>
+          <w:tblHeader w:val="false"/>
+        </w:trPr>
+        <w:tc>
+          <w:tcPr>
+            <w:tcW w:type="dxa" w:w="900"/>
+            <w:tcMar>
+              <w:top w:type="dxa" w:w="90"/>
+              <w:left w:type="dxa" w:w="110"/>
+              <w:bottom w:type="dxa" w:w="90"/>
+              <w:right w:type="dxa" w:w="110"/>
+            </w:tcMar>
+          </w:tcPr>
+          <w:p>
+            <w:r>
+              <w:rPr>
+                <w:b w:val="false"/>
+                <w:bCs w:val="false"/>
+              </w:rPr>
+              <w:t xml:space="preserve">RNF20</w:t>
+            </w:r>
+          </w:p>
+        </w:tc>
+        <w:tc>
+          <w:tcPr>
+            <w:tcW w:type="dxa" w:w="2000"/>
+            <w:tcMar>
+              <w:top w:type="dxa" w:w="90"/>
+              <w:left w:type="dxa" w:w="110"/>
+              <w:bottom w:type="dxa" w:w="90"/>
+              <w:right w:type="dxa" w:w="110"/>
+            </w:tcMar>
+          </w:tcPr>
+          <w:p>
+            <w:r>
+              <w:rPr>
+                <w:b w:val="false"/>
+                <w:bCs w:val="false"/>
+              </w:rPr>
+              <w:t xml:space="preserve">Qualidade contínua</w:t>
+            </w:r>
+          </w:p>
+        </w:tc>
+        <w:tc>
+          <w:tcPr>
+            <w:tcW w:type="dxa" w:w="6100"/>
+            <w:tcMar>
+              <w:top w:type="dxa" w:w="90"/>
+              <w:left w:type="dxa" w:w="110"/>
+              <w:bottom w:type="dxa" w:w="90"/>
+              <w:right w:type="dxa" w:w="110"/>
+            </w:tcMar>
+          </w:tcPr>
+          <w:p>
+            <w:r>
+              <w:rPr>
+                <w:b w:val="false"/>
+                <w:bCs w:val="false"/>
+              </w:rPr>
+              <w:t xml:space="preserve">100% dos Pull Requests executam automaticamente lint, verificação de tipos, testes unitários com cobertura, build e testes E2E; o merge é bloqueado se qualquer verificação falhar, se a cobertura do código novo ficar abaixo de 80%, se a duplicação no código novo passar de 3% ou se o portão do SonarCloud reprovar. Nenhum merge direto na branch principal, e todo PR exige ao menos 1 aprovação.</w:t>
+            </w:r>
+          </w:p>
+        </w:tc>
+      </w:tr>
     </w:tbl>
+    <w:p>
+      <w:pPr>
+        <w:spacing w:before="120"/>
+      </w:pPr>
+      <w:r>
+        <w:rPr>
+          <w:b/>
+          <w:bCs/>
+        </w:rPr>
+        <w:t xml:space="preserve">⚠️ Conferir a escala do RNF02. </w:t>
+      </w:r>
+      <w:r>
+        <w:t xml:space="preserve">Hoje o requisito diz 600 professores e 10.000 alunos cadastrados. Surgiu na discussão a expectativa de "10 mil professores simultâneos", que é ordem de grandeza bem diferente (cadastrados ≠ simultâneos, e 600 ≠ 10.000) e muda dimensionamento e custo. Definir qual é o número antes da N2.</w:t>
+      </w:r>
+    </w:p>
+    <w:p>
+      <w:pPr>
+        <w:spacing w:after="160"/>
+      </w:pPr>
+      <w:r>
+        <w:rPr>
+          <w:b/>
+          <w:bCs/>
+        </w:rPr>
+        <w:t xml:space="preserve">Nenhum dado é apagado automaticamente. </w:t>
+      </w:r>
+      <w:r>
+        <w:t xml:space="preserve">Não existe rotina de descarte por prazo: apagar dado que ninguém pediu para apagar é perda de informação, não conformidade. A exclusão acontece sob solicitação (RF38, anonimização de aluno; RF05, anonimização da conta), e tudo que é "excluído" pela interface é soft-delete reversível (RF42). O que protege contra perda é o backup com restauração testada (RNF09).</w:t>
+      </w:r>
+    </w:p>
     <w:p>
       <w:pPr>
         <w:pStyle w:val="Heading1"/>
@@ -4010,7 +4984,7 @@
         <w:spacing w:after="60"/>
       </w:pPr>
       <w:r>
-        <w:t xml:space="preserve">Só professores têm conta; e-mail único, domínio @catolicasc.org.br, senha com mínimo de 8 caracteres.</w:t>
+        <w:t xml:space="preserve">Só professores têm conta; e-mail único, sem restrição de domínio; senha com mínimo de 8 caracteres.</w:t>
       </w:r>
     </w:p>
     <w:p>
@@ -4024,6 +4998,19 @@
       </w:pPr>
       <w:r>
         <w:t xml:space="preserve">Anonimizar é irreversível: apaga nome/e-mail do professor, mas preserva turmas, provas e correções já registradas.</w:t>
+      </w:r>
+    </w:p>
+    <w:p>
+      <w:pPr>
+        <w:pStyle w:val="ListParagraph"/>
+        <w:numPr>
+          <w:ilvl w:val="0"/>
+          <w:numId w:val="2"/>
+        </w:numPr>
+        <w:spacing w:after="60"/>
+      </w:pPr>
+      <w:r>
+        <w:t xml:space="preserve">Como o cadastro é aberto, o isolamento por conta (RNF14) é a única barreira protegendo os dados — cada professor enxerga exclusivamente o que ele criou.</w:t>
       </w:r>
     </w:p>
     <w:p>
@@ -4079,53 +5066,25 @@
     </w:p>
     <w:p>
       <w:pPr>
-        <w:spacing w:after="140"/>
-      </w:pPr>
+        <w:pStyle w:val="ListParagraph"/>
+        <w:numPr>
+          <w:ilvl w:val="0"/>
+          <w:numId w:val="2"/>
+        </w:numPr>
+        <w:spacing w:after="60"/>
+      </w:pPr>
+      <w:r>
+        <w:t xml:space="preserve">Remover aluno da turma </w:t>
+      </w:r>
       <w:r>
         <w:rPr>
           <w:b/>
           <w:bCs/>
         </w:rPr>
-        <w:t xml:space="preserve">Questões</w:t>
-      </w:r>
-    </w:p>
-    <w:p>
-      <w:pPr>
-        <w:pStyle w:val="ListParagraph"/>
-        <w:numPr>
-          <w:ilvl w:val="0"/>
-          <w:numId w:val="2"/>
-        </w:numPr>
-        <w:spacing w:after="60"/>
-      </w:pPr>
-      <w:r>
-        <w:t xml:space="preserve">Objetiva: 2 a 5 alternativas, exatamente 1 correta. Discursiva: enunciado + nota máxima.</w:t>
-      </w:r>
-    </w:p>
-    <w:p>
-      <w:pPr>
-        <w:pStyle w:val="ListParagraph"/>
-        <w:numPr>
-          <w:ilvl w:val="0"/>
-          <w:numId w:val="2"/>
-        </w:numPr>
-        <w:spacing w:after="60"/>
-      </w:pPr>
-      <w:r>
-        <w:t xml:space="preserve">Excluir é soft-delete — a questão sai do banco, mas continua nas provas que já a usam.</w:t>
-      </w:r>
-    </w:p>
-    <w:p>
-      <w:pPr>
-        <w:pStyle w:val="ListParagraph"/>
-        <w:numPr>
-          <w:ilvl w:val="0"/>
-          <w:numId w:val="2"/>
-        </w:numPr>
-        <w:spacing w:after="60"/>
-      </w:pPr>
-      <w:r>
-        <w:t xml:space="preserve">Cada questão tem uma opção “permitir embaralhar alternativas” (padrão ligada); desligar serve para questões com “todas as anteriores” e similares.</w:t>
+        <w:t xml:space="preserve">não é</w:t>
+      </w:r>
+      <w:r>
+        <w:t xml:space="preserve"> exclusão de dado pessoal: quem exerce o direito de exclusão (LGPD, Art. 18) é o RF38, que anonimiza.</w:t>
       </w:r>
     </w:p>
     <w:p>
@@ -4137,59 +5096,46 @@
           <w:b/>
           <w:bCs/>
         </w:rPr>
-        <w:t xml:space="preserve">Provas</w:t>
-      </w:r>
-    </w:p>
-    <w:p>
-      <w:pPr>
-        <w:pStyle w:val="ListParagraph"/>
-        <w:numPr>
-          <w:ilvl w:val="0"/>
-          <w:numId w:val="2"/>
-        </w:numPr>
-        <w:spacing w:after="60"/>
-      </w:pPr>
-      <w:r>
-        <w:t xml:space="preserve">Até 20 questões; pontuação livre por questão, soma não validada pelo sistema.</w:t>
-      </w:r>
-    </w:p>
-    <w:p>
-      <w:pPr>
-        <w:pStyle w:val="ListParagraph"/>
-        <w:numPr>
-          <w:ilvl w:val="0"/>
-          <w:numId w:val="2"/>
-        </w:numPr>
-        <w:spacing w:after="60"/>
-      </w:pPr>
-      <w:r>
-        <w:t xml:space="preserve">Estados: rascunho → pronta (automático na 1ª aplicação) → arquivada (manual). Prova arquivada não recebe novas aplicações; as existentes seguem normais.</w:t>
-      </w:r>
-    </w:p>
-    <w:p>
-      <w:pPr>
-        <w:pStyle w:val="ListParagraph"/>
-        <w:numPr>
-          <w:ilvl w:val="0"/>
-          <w:numId w:val="2"/>
-        </w:numPr>
-        <w:spacing w:after="60"/>
-      </w:pPr>
-      <w:r>
-        <w:t xml:space="preserve">A prova guarda preferências padrão de embaralhamento; a aplicação herda e pode alterar.</w:t>
-      </w:r>
-    </w:p>
-    <w:p>
-      <w:pPr>
-        <w:pStyle w:val="ListParagraph"/>
-        <w:numPr>
-          <w:ilvl w:val="0"/>
-          <w:numId w:val="2"/>
-        </w:numPr>
-        <w:spacing w:after="60"/>
-      </w:pPr>
-      <w:r>
-        <w:t xml:space="preserve">Duplicar cria uma cópia em rascunho, com as mesmas questões e pontuações.</w:t>
+        <w:t xml:space="preserve">Questões</w:t>
+      </w:r>
+    </w:p>
+    <w:p>
+      <w:pPr>
+        <w:pStyle w:val="ListParagraph"/>
+        <w:numPr>
+          <w:ilvl w:val="0"/>
+          <w:numId w:val="2"/>
+        </w:numPr>
+        <w:spacing w:after="60"/>
+      </w:pPr>
+      <w:r>
+        <w:t xml:space="preserve">Objetiva: 2 a 5 alternativas, exatamente 1 correta. Discursiva: enunciado + nota máxima.</w:t>
+      </w:r>
+    </w:p>
+    <w:p>
+      <w:pPr>
+        <w:pStyle w:val="ListParagraph"/>
+        <w:numPr>
+          <w:ilvl w:val="0"/>
+          <w:numId w:val="2"/>
+        </w:numPr>
+        <w:spacing w:after="60"/>
+      </w:pPr>
+      <w:r>
+        <w:t xml:space="preserve">Excluir é soft-delete — a questão sai do banco, mas continua nas provas que já a usam.</w:t>
+      </w:r>
+    </w:p>
+    <w:p>
+      <w:pPr>
+        <w:pStyle w:val="ListParagraph"/>
+        <w:numPr>
+          <w:ilvl w:val="0"/>
+          <w:numId w:val="2"/>
+        </w:numPr>
+        <w:spacing w:after="60"/>
+      </w:pPr>
+      <w:r>
+        <w:t xml:space="preserve">Cada questão tem uma opção “permitir embaralhar alternativas” (padrão ligada); desligar serve para questões com “todas as anteriores” e similares. Ao montar a prova, esse padrão pode ser ajustado questão a questão.</w:t>
       </w:r>
     </w:p>
     <w:p>
@@ -4201,46 +5147,59 @@
           <w:b/>
           <w:bCs/>
         </w:rPr>
-        <w:t xml:space="preserve">Aplicações e PDF</w:t>
-      </w:r>
-    </w:p>
-    <w:p>
-      <w:pPr>
-        <w:pStyle w:val="ListParagraph"/>
-        <w:numPr>
-          <w:ilvl w:val="0"/>
-          <w:numId w:val="2"/>
-        </w:numPr>
-        <w:spacing w:after="60"/>
-      </w:pPr>
-      <w:r>
-        <w:t xml:space="preserve">A mesma prova pode ser aplicada a várias turmas ou reaplicada à mesma (2ª chamada).</w:t>
-      </w:r>
-    </w:p>
-    <w:p>
-      <w:pPr>
-        <w:pStyle w:val="ListParagraph"/>
-        <w:numPr>
-          <w:ilvl w:val="0"/>
-          <w:numId w:val="2"/>
-        </w:numPr>
-        <w:spacing w:after="60"/>
-      </w:pPr>
-      <w:r>
-        <w:t xml:space="preserve">PDF único consolidado por Aplicação; embaralhamento independente por versão; identificação (com/sem) vale para a Aplicação inteira.</w:t>
-      </w:r>
-    </w:p>
-    <w:p>
-      <w:pPr>
-        <w:pStyle w:val="ListParagraph"/>
-        <w:numPr>
-          <w:ilvl w:val="0"/>
-          <w:numId w:val="2"/>
-        </w:numPr>
-        <w:spacing w:after="60"/>
-      </w:pPr>
-      <w:r>
-        <w:t xml:space="preserve">Regenerar o PDF é bloqueado assim que existir uma correção confirmada — o professor deve criar nova Aplicação.</w:t>
+        <w:t xml:space="preserve">Provas</w:t>
+      </w:r>
+    </w:p>
+    <w:p>
+      <w:pPr>
+        <w:pStyle w:val="ListParagraph"/>
+        <w:numPr>
+          <w:ilvl w:val="0"/>
+          <w:numId w:val="2"/>
+        </w:numPr>
+        <w:spacing w:after="60"/>
+      </w:pPr>
+      <w:r>
+        <w:t xml:space="preserve">Até 20 questões; pontuação livre por questão, soma não validada pelo sistema.</w:t>
+      </w:r>
+    </w:p>
+    <w:p>
+      <w:pPr>
+        <w:pStyle w:val="ListParagraph"/>
+        <w:numPr>
+          <w:ilvl w:val="0"/>
+          <w:numId w:val="2"/>
+        </w:numPr>
+        <w:spacing w:after="60"/>
+      </w:pPr>
+      <w:r>
+        <w:t xml:space="preserve">Estados: rascunho → pronta (automático na 1ª aplicação) → arquivada (manual). Prova arquivada não recebe novas aplicações; as existentes seguem normais.</w:t>
+      </w:r>
+    </w:p>
+    <w:p>
+      <w:pPr>
+        <w:pStyle w:val="ListParagraph"/>
+        <w:numPr>
+          <w:ilvl w:val="0"/>
+          <w:numId w:val="2"/>
+        </w:numPr>
+        <w:spacing w:after="60"/>
+      </w:pPr>
+      <w:r>
+        <w:t xml:space="preserve">A prova guarda preferências padrão de embaralhamento; a aplicação herda e pode alterar.</w:t>
+      </w:r>
+    </w:p>
+    <w:p>
+      <w:pPr>
+        <w:pStyle w:val="ListParagraph"/>
+        <w:numPr>
+          <w:ilvl w:val="0"/>
+          <w:numId w:val="2"/>
+        </w:numPr>
+        <w:spacing w:after="60"/>
+      </w:pPr>
+      <w:r>
+        <w:t xml:space="preserve">Duplicar cria uma cópia em rascunho, com as mesmas questões e pontuações.</w:t>
       </w:r>
     </w:p>
     <w:p>
@@ -4252,6 +5211,57 @@
           <w:b/>
           <w:bCs/>
         </w:rPr>
+        <w:t xml:space="preserve">Aplicações e PDF</w:t>
+      </w:r>
+    </w:p>
+    <w:p>
+      <w:pPr>
+        <w:pStyle w:val="ListParagraph"/>
+        <w:numPr>
+          <w:ilvl w:val="0"/>
+          <w:numId w:val="2"/>
+        </w:numPr>
+        <w:spacing w:after="60"/>
+      </w:pPr>
+      <w:r>
+        <w:t xml:space="preserve">A mesma prova pode ser aplicada a várias turmas ou reaplicada à mesma (2ª chamada).</w:t>
+      </w:r>
+    </w:p>
+    <w:p>
+      <w:pPr>
+        <w:pStyle w:val="ListParagraph"/>
+        <w:numPr>
+          <w:ilvl w:val="0"/>
+          <w:numId w:val="2"/>
+        </w:numPr>
+        <w:spacing w:after="60"/>
+      </w:pPr>
+      <w:r>
+        <w:t xml:space="preserve">PDF único consolidado por Aplicação; embaralhamento independente por versão; identificação (com/sem) vale para a Aplicação inteira.</w:t>
+      </w:r>
+    </w:p>
+    <w:p>
+      <w:pPr>
+        <w:pStyle w:val="ListParagraph"/>
+        <w:numPr>
+          <w:ilvl w:val="0"/>
+          <w:numId w:val="2"/>
+        </w:numPr>
+        <w:spacing w:after="60"/>
+      </w:pPr>
+      <w:r>
+        <w:t xml:space="preserve">Regenerar o PDF é bloqueado assim que existir uma correção confirmada — o professor deve criar nova Aplicação.</w:t>
+      </w:r>
+    </w:p>
+    <w:p>
+      <w:pPr>
+        <w:spacing w:after="140"/>
+      </w:pPr>
+      <w:r>
+        <w:rPr>
+          <w:b/>
+          <w:bCs/>
+        </w:rPr>
         <w:t xml:space="preserve">Correção e notas</w:t>
       </w:r>
     </w:p>
@@ -4305,6 +5315,86 @@
       </w:pPr>
       <w:r>
         <w:t xml:space="preserve">Gabarito e nota só ficam visíveis na página pública do QR depois que o professor publica o gabarito e libera as notas, respectivamente.</w:t>
+      </w:r>
+    </w:p>
+    <w:p>
+      <w:pPr>
+        <w:spacing w:before="120"/>
+      </w:pPr>
+      <w:r>
+        <w:rPr>
+          <w:b/>
+          <w:bCs/>
+        </w:rPr>
+        <w:t xml:space="preserve">Identificação da folha</w:t>
+      </w:r>
+    </w:p>
+    <w:p>
+      <w:pPr>
+        <w:spacing w:after="140"/>
+      </w:pPr>
+      <w:r>
+        <w:t xml:space="preserve">Cada cartão-resposta impresso carrega duas identificações distintas, que não se misturam. O </w:t>
+      </w:r>
+      <w:r>
+        <w:rPr>
+          <w:b/>
+          <w:bCs/>
+        </w:rPr>
+        <w:t xml:space="preserve">número da folha</w:t>
+      </w:r>
+      <w:r>
+        <w:t xml:space="preserve"> (ex.: "Folha 37") é curto, sequencial e legível, e serve para o professor organizar e conferir as pilhas de papel. O </w:t>
+      </w:r>
+      <w:r>
+        <w:rPr>
+          <w:b/>
+          <w:bCs/>
+        </w:rPr>
+        <w:t xml:space="preserve">código de consulta</w:t>
+      </w:r>
+      <w:r>
+        <w:t xml:space="preserve">, dentro do QR Code, é um token aleatório opaco de no mínimo 128 bits, e é a única chave que abre a página pública daquela folha. Separar os dois é o que permite ter um número curto legível no papel sem tornar as notas dos alunos varreduráveis por quem tentar códigos em sequência. O número da folha nunca serve como chave de consulta. Regenerar o PDF (RF24) invalida os códigos anteriores: a página pública responde "QR inválido", nunca a nota antiga.</w:t>
+      </w:r>
+    </w:p>
+    <w:p>
+      <w:pPr>
+        <w:spacing w:after="140"/>
+      </w:pPr>
+      <w:r>
+        <w:rPr>
+          <w:b/>
+          <w:bCs/>
+        </w:rPr>
+        <w:t xml:space="preserve">Nada é apagado de verdade</w:t>
+      </w:r>
+    </w:p>
+    <w:p>
+      <w:pPr>
+        <w:spacing w:after="140"/>
+      </w:pPr>
+      <w:r>
+        <w:t xml:space="preserve">Arquivar turma, prova ou aplicação e excluir questão são todos reversíveis (RF42): o registro sai das listas, mantém o vínculo com quem já o usava e pode voltar. Exclusão definitiva só acontece por solicitação explícita, via anonimização (RF05 e RF38). Não há descarte automático por prazo.</w:t>
+      </w:r>
+    </w:p>
+    <w:p>
+      <w:pPr>
+        <w:spacing w:after="140"/>
+      </w:pPr>
+      <w:r>
+        <w:rPr>
+          <w:b/>
+          <w:bCs/>
+        </w:rPr>
+        <w:t xml:space="preserve">Retenção</w:t>
+      </w:r>
+    </w:p>
+    <w:p>
+      <w:pPr>
+        <w:spacing w:after="140"/>
+      </w:pPr>
+      <w:r>
+        <w:t xml:space="preserve">Definida pela instituição, não pelo sistema. Imagens de folhas, notas e correções permanecem enquanto forem úteis; a proteção contra perda é o backup com restauração testada (RNF09), não o descarte.</w:t>
       </w:r>
     </w:p>
     <w:p>
@@ -4358,6 +5448,21 @@
     </w:p>
     <w:p>
       <w:pPr>
+        <w:spacing w:after="140"/>
+      </w:pPr>
+      <w:r>
+        <w:rPr>
+          <w:b/>
+          <w:bCs/>
+        </w:rPr>
+        <w:t xml:space="preserve">Como o código é gerado. </w:t>
+      </w:r>
+      <w:r>
+        <w:t xml:space="preserve">Como a consulta acontece sem digitar matrícula, o código é a única barreira protegendo a nota do aluno — ele precisa aguentar isso sozinho. É um token aleatório criptográfico de no mínimo 128 bits, nunca sequencial e nunca derivado do id do aluno ou da aplicação. O número da folha impresso para o professor organizar o papel ("Folha 37") é uma identificação separada e não serve como chave de consulta. Como barreiras adicionais: limite de 30 requisições por minuto por IP na página pública, e noindex mais robots.txt bloqueando indexação — sem isso, buscadores indexariam notas de aluno.</w:t>
+      </w:r>
+    </w:p>
+    <w:p>
+      <w:pPr>
         <w:pStyle w:val="Heading2"/>
         <w:spacing w:after="100" w:before="220"/>
       </w:pPr>
@@ -4404,7 +5509,17 @@
         <w:spacing w:after="140"/>
       </w:pPr>
       <w:r>
-        <w:t xml:space="preserve">Alunos são cadastrados pelo professor, sem consentimento próprio no sistema. Vale um aviso ao professor no cadastro/importação e uma forma de remover ou anonimizar dados de aluno sob pedido.</w:t>
+        <w:t xml:space="preserve">Alunos são cadastrados pelo professor, sem consentimento próprio no sistema. A base legal do tratamento </w:t>
+      </w:r>
+      <w:r>
+        <w:rPr>
+          <w:b/>
+          <w:bCs/>
+        </w:rPr>
+        <w:t xml:space="preserve">não é</w:t>
+      </w:r>
+      <w:r>
+        <w:t xml:space="preserve"> consentimento: é o legítimo interesse / execução de política educacional da instituição, que é a controladora — o Correctio atua como operador. Isso foi endereçado por três requisitos novos: aviso de privacidade ao professor no cadastro e na importação (RF39), anonimização do aluno sob solicitação (RF38), e trilha de auditoria das operações sobre dado pessoal (RF40, RNF17). O desenho completo, incluindo remoção de metadados EXIF das fotos das folhas, armazenamento privado com URL assinada e a análise por artigo da LGPD, está em docs/Seguranca_e_LGPD.md.</w:t>
       </w:r>
     </w:p>
     <w:p>
@@ -4482,6 +5597,32 @@
     </w:p>
     <w:p>
       <w:pPr>
+        <w:pStyle w:val="ListParagraph"/>
+        <w:numPr>
+          <w:ilvl w:val="0"/>
+          <w:numId w:val="3"/>
+        </w:numPr>
+        <w:spacing w:after="120"/>
+      </w:pPr>
+      <w:r>
+        <w:t xml:space="preserve">Finalidade do campo e-mail do aluno — ele tem algum uso previsto? Hoje é coletado sem finalidade no sistema (ver nota do RF07).</w:t>
+      </w:r>
+    </w:p>
+    <w:p>
+      <w:pPr>
+        <w:pStyle w:val="ListParagraph"/>
+        <w:numPr>
+          <w:ilvl w:val="0"/>
+          <w:numId w:val="3"/>
+        </w:numPr>
+        <w:spacing w:after="120"/>
+      </w:pPr>
+      <w:r>
+        <w:t xml:space="preserve">Existe aluno menor de 18 anos? Se houver, o tratamento tem exigências adicionais (LGPD, Art. 14).</w:t>
+      </w:r>
+    </w:p>
+    <w:p>
+      <w:pPr>
         <w:spacing w:before="120"/>
       </w:pPr>
       <w:r>
@@ -4519,7 +5660,7 @@
         <w:spacing w:after="140"/>
       </w:pPr>
       <w:r>
-        <w:t xml:space="preserve">24 telas: 3 de acesso (C), 1 pública (PUB) e 20 do professor (P). Cada uma traz conteúdo/elementos e ações com destino explícito. É a base do PDF de telas para validação com o cliente.</w:t>
+        <w:t xml:space="preserve">25 telas: 3 de acesso (C), 2 públicas (PUB) e 20 do professor (P). Cada uma traz conteúdo/elementos e ações com destino explícito. É a base do PDF de telas para validação com o cliente.</w:t>
       </w:r>
     </w:p>
     <w:p>
@@ -4541,7 +5682,20 @@
         <w:spacing w:after="60"/>
       </w:pPr>
       <w:r>
-        <w:t xml:space="preserve">Barra superior: logo/nome do Correctio à esquerda; à direita, botão “Ajuda” (reabre o tour) e avatar do professor com menu (Meu perfil, Sair).</w:t>
+        <w:t xml:space="preserve">Barra superior: logo/nome do Correctio à esquerda; à direita, botão “Ajuda” (reabre o tour da tela atual, não do sistema inteiro) e avatar do professor com menu (Meu perfil, Sair).</w:t>
+      </w:r>
+    </w:p>
+    <w:p>
+      <w:pPr>
+        <w:pStyle w:val="ListParagraph"/>
+        <w:numPr>
+          <w:ilvl w:val="0"/>
+          <w:numId w:val="2"/>
+        </w:numPr>
+        <w:spacing w:after="60"/>
+      </w:pPr>
+      <w:r>
+        <w:t xml:space="preserve">Tour guiado contextual: dispara automaticamente na primeira visita a cada tela, com no máximo 4 passos por tela e 90 caracteres por passo (RF37, RNF19); dispensável em 1 clique e nunca bloqueia o uso da tela.</w:t>
       </w:r>
     </w:p>
     <w:p>
@@ -4913,7 +6067,7 @@
         <w:spacing w:after="60"/>
       </w:pPr>
       <w:r>
-        <w:t xml:space="preserve">Campo e-mail institucional (@catolicasc.org.br), com validação inline do domínio</w:t>
+        <w:t xml:space="preserve">Campo e-mail, com validação inline de formato e de e-mail já cadastrado</w:t>
       </w:r>
     </w:p>
     <w:p>
@@ -4990,7 +6144,7 @@
         <w:spacing w:after="60"/>
       </w:pPr>
       <w:r>
-        <w:t xml:space="preserve">“Criar conta” → P1 Painel, com tour guiado iniciado</w:t>
+        <w:t xml:space="preserve">“Criar conta” → P1 Painel, com o tour contextual do Painel iniciado</w:t>
       </w:r>
     </w:p>
     <w:p>
@@ -5122,7 +6276,7 @@
         <w:spacing w:after="100" w:before="220"/>
       </w:pPr>
       <w:r>
-        <w:t xml:space="preserve">8.3 Página pública (aluno, sem login)</w:t>
+        <w:t xml:space="preserve">8.3 Páginas públicas (sem login)</w:t>
       </w:r>
     </w:p>
     <w:p>
@@ -5251,6 +6405,19 @@
     </w:p>
     <w:p>
       <w:pPr>
+        <w:pStyle w:val="ListParagraph"/>
+        <w:numPr>
+          <w:ilvl w:val="0"/>
+          <w:numId w:val="2"/>
+        </w:numPr>
+        <w:spacing w:after="60"/>
+      </w:pPr>
+      <w:r>
+        <w:t xml:space="preserve">noindex e robots.txt bloqueando indexação por buscadores — a página exibe nome e nota de aluno</w:t>
+      </w:r>
+    </w:p>
+    <w:p>
+      <w:pPr>
         <w:spacing w:after="40" w:before="40"/>
       </w:pPr>
       <w:r>
@@ -5276,6 +6443,142 @@
     </w:p>
     <w:p>
       <w:pPr>
+        <w:pStyle w:val="Heading3"/>
+        <w:spacing w:after="60" w:before="200"/>
+      </w:pPr>
+      <w:r>
+        <w:t xml:space="preserve">PUB2. Aviso de privacidade</w:t>
+      </w:r>
+    </w:p>
+    <w:p>
+      <w:pPr>
+        <w:spacing w:after="100"/>
+      </w:pPr>
+      <w:r>
+        <w:rPr>
+          <w:i/>
+          <w:iCs/>
+        </w:rPr>
+        <w:t xml:space="preserve">Acesso: Link no rodapé de todas as telas e a partir do aviso exibido ao professor no cadastro/importação de alunos (RF39)</w:t>
+      </w:r>
+    </w:p>
+    <w:p>
+      <w:pPr>
+        <w:spacing w:after="40" w:before="40"/>
+      </w:pPr>
+      <w:r>
+        <w:rPr>
+          <w:b/>
+          <w:bCs/>
+        </w:rPr>
+        <w:t xml:space="preserve">Conteúdo e elementos:</w:t>
+      </w:r>
+    </w:p>
+    <w:p>
+      <w:pPr>
+        <w:pStyle w:val="ListParagraph"/>
+        <w:numPr>
+          <w:ilvl w:val="0"/>
+          <w:numId w:val="2"/>
+        </w:numPr>
+        <w:spacing w:after="60"/>
+      </w:pPr>
+      <w:r>
+        <w:t xml:space="preserve">Quais dados o sistema trata e para quê</w:t>
+      </w:r>
+    </w:p>
+    <w:p>
+      <w:pPr>
+        <w:pStyle w:val="ListParagraph"/>
+        <w:numPr>
+          <w:ilvl w:val="0"/>
+          <w:numId w:val="2"/>
+        </w:numPr>
+        <w:spacing w:after="60"/>
+      </w:pPr>
+      <w:r>
+        <w:t xml:space="preserve">Quem é controlador e quem é operador</w:t>
+      </w:r>
+    </w:p>
+    <w:p>
+      <w:pPr>
+        <w:pStyle w:val="ListParagraph"/>
+        <w:numPr>
+          <w:ilvl w:val="0"/>
+          <w:numId w:val="2"/>
+        </w:numPr>
+        <w:spacing w:after="60"/>
+      </w:pPr>
+      <w:r>
+        <w:t xml:space="preserve">Base legal</w:t>
+      </w:r>
+    </w:p>
+    <w:p>
+      <w:pPr>
+        <w:pStyle w:val="ListParagraph"/>
+        <w:numPr>
+          <w:ilvl w:val="0"/>
+          <w:numId w:val="2"/>
+        </w:numPr>
+        <w:spacing w:after="60"/>
+      </w:pPr>
+      <w:r>
+        <w:t xml:space="preserve">Como solicitar acesso, correção ou anonimização</w:t>
+      </w:r>
+    </w:p>
+    <w:p>
+      <w:pPr>
+        <w:pStyle w:val="ListParagraph"/>
+        <w:numPr>
+          <w:ilvl w:val="0"/>
+          <w:numId w:val="2"/>
+        </w:numPr>
+        <w:spacing w:after="60"/>
+      </w:pPr>
+      <w:r>
+        <w:t xml:space="preserve">Contato</w:t>
+      </w:r>
+    </w:p>
+    <w:p>
+      <w:pPr>
+        <w:pStyle w:val="ListParagraph"/>
+        <w:numPr>
+          <w:ilvl w:val="0"/>
+          <w:numId w:val="2"/>
+        </w:numPr>
+        <w:spacing w:after="60"/>
+      </w:pPr>
+      <w:r>
+        <w:t xml:space="preserve">Sem menu, sem login, layout mobile-first</w:t>
+      </w:r>
+    </w:p>
+    <w:p>
+      <w:pPr>
+        <w:spacing w:after="40" w:before="40"/>
+      </w:pPr>
+      <w:r>
+        <w:rPr>
+          <w:b/>
+          <w:bCs/>
+        </w:rPr>
+        <w:t xml:space="preserve">Ações e fluxo:</w:t>
+      </w:r>
+    </w:p>
+    <w:p>
+      <w:pPr>
+        <w:pStyle w:val="ListParagraph"/>
+        <w:numPr>
+          <w:ilvl w:val="0"/>
+          <w:numId w:val="2"/>
+        </w:numPr>
+        <w:spacing w:after="60"/>
+      </w:pPr>
+      <w:r>
+        <w:t xml:space="preserve">Somente leitura</w:t>
+      </w:r>
+    </w:p>
+    <w:p>
+      <w:pPr>
         <w:pStyle w:val="Heading2"/>
         <w:spacing w:after="100" w:before="220"/>
       </w:pPr>
@@ -5378,7 +6681,7 @@
         <w:spacing w:after="60"/>
       </w:pPr>
       <w:r>
-        <w:t xml:space="preserve">Tour guiado no primeiro acesso: overlay passo a passo pelo menu e atalhos, com “Pular” e “Próximo”</w:t>
+        <w:t xml:space="preserve">Tour guiado contextual desta tela na primeira visita (RF37): até 4 passos destacando cards e atalhos, com “Pular” e “Próximo” — como em todas as telas</w:t>
       </w:r>
     </w:p>
     <w:p>
@@ -6013,6 +7316,32 @@
         <w:spacing w:after="60"/>
       </w:pPr>
       <w:r>
+        <w:t xml:space="preserve">Aviso de privacidade ao adicionar ou importar alunos, informando que o professor é responsável pelos dados de terceiros que insere (RF39)</w:t>
+      </w:r>
+    </w:p>
+    <w:p>
+      <w:pPr>
+        <w:pStyle w:val="ListParagraph"/>
+        <w:numPr>
+          <w:ilvl w:val="0"/>
+          <w:numId w:val="2"/>
+        </w:numPr>
+        <w:spacing w:after="60"/>
+      </w:pPr>
+      <w:r>
+        <w:t xml:space="preserve">Ação “Anonimizar dados do aluno” por linha, com confirmação de irreversibilidade (RF38)</w:t>
+      </w:r>
+    </w:p>
+    <w:p>
+      <w:pPr>
+        <w:pStyle w:val="ListParagraph"/>
+        <w:numPr>
+          <w:ilvl w:val="0"/>
+          <w:numId w:val="2"/>
+        </w:numPr>
+        <w:spacing w:after="60"/>
+      </w:pPr>
+      <w:r>
         <w:t xml:space="preserve">Estado vazio da tabela: “Nenhum aluno ainda” + botões Adicionar / Importar</w:t>
       </w:r>
     </w:p>
@@ -6095,6 +7424,19 @@
     </w:p>
     <w:p>
       <w:pPr>
+        <w:pStyle w:val="ListParagraph"/>
+        <w:numPr>
+          <w:ilvl w:val="0"/>
+          <w:numId w:val="2"/>
+        </w:numPr>
+        <w:spacing w:after="60"/>
+      </w:pPr>
+      <w:r>
+        <w:t xml:space="preserve">“Anonimizar” → modal de confirmação → apaga nome, matrícula e e-mail e preserva a nota</w:t>
+      </w:r>
+    </w:p>
+    <w:p>
+      <w:pPr>
         <w:pStyle w:val="Heading3"/>
         <w:spacing w:after="60" w:before="200"/>
       </w:pPr>
@@ -6363,7 +7705,7 @@
         <w:spacing w:after="60"/>
       </w:pPr>
       <w:r>
-        <w:t xml:space="preserve">Toggle “Permitir embaralhar alternativas” (padrão ligado) com texto de ajuda</w:t>
+        <w:t xml:space="preserve">Toggle “Permitir embaralhar alternativas” (padrão ligado) — é o padrão da questão; pode ser ajustado por prova em P9</w:t>
       </w:r>
     </w:p>
     <w:p>
@@ -6661,7 +8003,7 @@
         <w:spacing w:after="60"/>
       </w:pPr>
       <w:r>
-        <w:t xml:space="preserve">Lista arrastável de questões: enunciado, tipo, pontuação editável, remover</w:t>
+        <w:t xml:space="preserve">Lista arrastável de questões: enunciado, tipo, pontuação editável, toggle “embaralhar alternativas” desta questão nesta prova (vem do padrão da questão), remover</w:t>
       </w:r>
     </w:p>
     <w:p>
@@ -7418,7 +8760,7 @@
         <w:spacing w:after="60"/>
       </w:pPr>
       <w:r>
-        <w:t xml:space="preserve">“Gerar PDF” → P14 com PDF disponível</w:t>
+        <w:t xml:space="preserve">“Gerar PDF” → confirma o início em menos de 1 segundo, informa que a execução ocorre em segundo plano e libera o professor para navegar (RF41); notifica quando o PDF fica pronto → P14 com PDF disponível. A tela nunca fica travada esperando</w:t>
       </w:r>
     </w:p>
     <w:p>
@@ -7768,7 +9110,7 @@
         <w:spacing w:after="60"/>
       </w:pPr>
       <w:r>
-        <w:t xml:space="preserve">Upload → processa → atualiza lista</w:t>
+        <w:t xml:space="preserve">Upload → confirma o início em menos de 1 segundo, informa que a leitura ocorre em segundo plano e libera o professor para navegar (RF41); notifica quando cada folha fica pronta e atualiza a lista. A tela nunca fica travada esperando</w:t>
       </w:r>
     </w:p>
     <w:p>
@@ -8229,6 +9571,19 @@
         <w:spacing w:after="60"/>
       </w:pPr>
       <w:r>
+        <w:t xml:space="preserve">Seção “Por categoria (tag)”: % de acerto por tag de conteúdo — localiza os temas com mais erro</w:t>
+      </w:r>
+    </w:p>
+    <w:p>
+      <w:pPr>
+        <w:pStyle w:val="ListParagraph"/>
+        <w:numPr>
+          <w:ilvl w:val="0"/>
+          <w:numId w:val="2"/>
+        </w:numPr>
+        <w:spacing w:after="60"/>
+      </w:pPr>
+      <w:r>
         <w:t xml:space="preserve">Botões “Exportar Excel”, “Exportar CSV”, “Exportar PDF”</w:t>
       </w:r>
     </w:p>
@@ -8467,7 +9822,7 @@
         <w:t xml:space="preserve">Question: </w:t>
       </w:r>
       <w:r>
-        <w:t xml:space="preserve">+ allowShuffleAlternatives: boolean (padrão true).</w:t>
+        <w:t xml:space="preserve">+ allowShuffleAlternatives: boolean (padrão true) — padrão da questão.</w:t>
       </w:r>
     </w:p>
     <w:p>
@@ -8487,7 +9842,7 @@
         <w:t xml:space="preserve">Exam: </w:t>
       </w:r>
       <w:r>
-        <w:t xml:space="preserve">+ defaultShuffleQuestions, defaultShuffleAlternatives (herdados por Application).</w:t>
+        <w:t xml:space="preserve">+ defaultShuffleQuestions, defaultShuffleAlternatives (herdados por Application); em questions[], + allowShuffleAlternatives por questão desta prova, sobrescrevendo o padrão da questão.</w:t>
       </w:r>
     </w:p>
     <w:p>
@@ -8527,7 +9882,7 @@
         <w:t xml:space="preserve">AnswerSheet (novo): </w:t>
       </w:r>
       <w:r>
-        <w:t xml:space="preserve">{ id, applicationId, examVersionId, studentId?, code } — uma por cartão-resposta impresso, com código único. Substitui ExamAssignment e dispensa a separação qrCodePayload/publicCode da Spec — ver 6.1.</w:t>
+        <w:t xml:space="preserve">{ id, applicationId, examVersionId, studentId?, sheetNumber, code } — uma por cartão-resposta impresso. sheetNumber é o número curto e legível impresso para o professor organizar as pilhas de papel; code é o token aleatório opaco de no mínimo 128 bits que vai dentro do QR Code e é a única chave de consulta pública. Os dois nunca se confundem. Substitui ExamAssignment e dispensa a separação qrCodePayload/publicCode da Spec — ver 6.1.</w:t>
       </w:r>
     </w:p>
     <w:p>
@@ -8572,6 +9927,66 @@
     </w:p>
     <w:p>
       <w:pPr>
+        <w:spacing w:before="120"/>
+      </w:pPr>
+      <w:r>
+        <w:rPr>
+          <w:b/>
+          <w:bCs/>
+        </w:rPr>
+        <w:t xml:space="preserve">Student: </w:t>
+      </w:r>
+      <w:r>
+        <w:t xml:space="preserve">o campo email está pendente de validação — hoje é coletado sem finalidade no sistema (ver nota do RF07).</w:t>
+      </w:r>
+    </w:p>
+    <w:p>
+      <w:pPr>
+        <w:spacing w:after="140"/>
+      </w:pPr>
+      <w:r>
+        <w:rPr>
+          <w:b/>
+          <w:bCs/>
+        </w:rPr>
+        <w:t xml:space="preserve">Soft delete geral: </w:t>
+      </w:r>
+      <w:r>
+        <w:t xml:space="preserve">Class, Exam e Application ganham marcação de arquivamento reversível, e Question mantém o soft-delete já previsto. Nenhuma exclusão é física, e a listagem filtra os inativos por padrão na camada de repositório (RF42).</w:t>
+      </w:r>
+    </w:p>
+    <w:p>
+      <w:pPr>
+        <w:spacing w:after="140"/>
+      </w:pPr>
+      <w:r>
+        <w:rPr>
+          <w:b/>
+          <w:bCs/>
+        </w:rPr>
+        <w:t xml:space="preserve">Trilha de auditoria (nova): </w:t>
+      </w:r>
+      <w:r>
+        <w:t xml:space="preserve">registro imutável de autor, ação, entidade e data/hora para toda operação sobre dado pessoal de aluno (RF40, RNF17). Guarda a ação, nunca o conteúdo do dado.</w:t>
+      </w:r>
+    </w:p>
+    <w:p>
+      <w:pPr>
+        <w:spacing w:after="140"/>
+      </w:pPr>
+      <w:r>
+        <w:rPr>
+          <w:b/>
+          <w:bCs/>
+        </w:rPr>
+        <w:t xml:space="preserve">Endpoints novos</w:t>
+      </w:r>
+      <w:r>
+        <w:t xml:space="preserve">, além dos já listados: anonimizar aluno, restaurar item arquivado, consultar status de operação em segundo plano.</w:t>
+      </w:r>
+    </w:p>
+    <w:p>
+      <w:pPr>
         <w:pStyle w:val="Heading1"/>
         <w:spacing w:after="140" w:before="320"/>
       </w:pPr>
@@ -8667,46 +10082,59 @@
         <w:spacing w:after="60"/>
       </w:pPr>
       <w:r>
-        <w:t xml:space="preserve">PDF de telas para validação com o cliente — Jeliel assumiu no fim de semana de 29–30/08. A seção 8 daqui é a base textual; conferir se saiu e alinhar com as telas novas (P15–P19, PUB1).</w:t>
-      </w:r>
-    </w:p>
-    <w:p>
-      <w:pPr>
-        <w:pStyle w:val="ListParagraph"/>
-        <w:numPr>
-          <w:ilvl w:val="0"/>
-          <w:numId w:val="2"/>
-        </w:numPr>
-        <w:spacing w:after="60"/>
-      </w:pPr>
-      <w:r>
-        <w:t xml:space="preserve">Levar as 3 validações ao cliente e as 3 dúvidas à professora (seção 7).</w:t>
-      </w:r>
-    </w:p>
-    <w:p>
-      <w:pPr>
-        <w:pStyle w:val="ListParagraph"/>
-        <w:numPr>
-          <w:ilvl w:val="0"/>
-          <w:numId w:val="2"/>
-        </w:numPr>
-        <w:spacing w:after="60"/>
-      </w:pPr>
-      <w:r>
-        <w:t xml:space="preserve">README: colar RFs (seção 3) e RNFs (seção 4) já no formato exigido — ações e métricas.</w:t>
-      </w:r>
-    </w:p>
-    <w:p>
-      <w:pPr>
-        <w:pStyle w:val="ListParagraph"/>
-        <w:numPr>
-          <w:ilvl w:val="0"/>
-          <w:numId w:val="2"/>
-        </w:numPr>
-        <w:spacing w:after="60"/>
-      </w:pPr>
-      <w:r>
-        <w:t xml:space="preserve">Reorganizar as Issues no GitHub Project 4 pela nova lista de RFs, agrupando por área.</w:t>
+        <w:t xml:space="preserve">Levar ao cliente as validações da seção 7 (agora com dois itens novos: finalidade do e-mail do aluno e existência de alunos menores de idade)</w:t>
+      </w:r>
+    </w:p>
+    <w:p>
+      <w:pPr>
+        <w:pStyle w:val="ListParagraph"/>
+        <w:numPr>
+          <w:ilvl w:val="0"/>
+          <w:numId w:val="2"/>
+        </w:numPr>
+        <w:spacing w:after="60"/>
+      </w:pPr>
+      <w:r>
+        <w:t xml:space="preserve">Levar à professora a dúvida da seção 6.3 (versionamento A/B/C) e o uso de Firebase Auth no lugar dos endpoints /auth da Spec (seção 1)</w:t>
+      </w:r>
+    </w:p>
+    <w:p>
+      <w:pPr>
+        <w:pStyle w:val="ListParagraph"/>
+        <w:numPr>
+          <w:ilvl w:val="0"/>
+          <w:numId w:val="2"/>
+        </w:numPr>
+        <w:spacing w:after="60"/>
+      </w:pPr>
+      <w:r>
+        <w:t xml:space="preserve">Definir a escala do RNF02 (600 professores ou 10 mil? cadastrados ou simultâneos?)</w:t>
+      </w:r>
+    </w:p>
+    <w:p>
+      <w:pPr>
+        <w:pStyle w:val="ListParagraph"/>
+        <w:numPr>
+          <w:ilvl w:val="0"/>
+          <w:numId w:val="2"/>
+        </w:numPr>
+        <w:spacing w:after="60"/>
+      </w:pPr>
+      <w:r>
+        <w:t xml:space="preserve">Reorganizar as Issues do GitHub Project pela lista atual de 42 RFs, agrupando por área</w:t>
+      </w:r>
+    </w:p>
+    <w:p>
+      <w:pPr>
+        <w:pStyle w:val="ListParagraph"/>
+        <w:numPr>
+          <w:ilvl w:val="0"/>
+          <w:numId w:val="2"/>
+        </w:numPr>
+        <w:spacing w:after="60"/>
+      </w:pPr>
+      <w:r>
+        <w:t xml:space="preserve">PDF de telas para validação com o cliente — confirmar se já foi entregue; é item obrigatório do checklist da N1 e a base textual é a seção 8 (agora com PUB2)</w:t>
       </w:r>
     </w:p>
     <w:p>
@@ -8728,35 +10156,971 @@
         <w:spacing w:after="60"/>
       </w:pPr>
       <w:r>
-        <w:t xml:space="preserve">Construir as telas navegáveis com dado mock e publicar (Netlify/Vercel/GitHub Pages). Prioridade: C1 → P1 → P3/P5 → P6/P7 → P8/P9 → P11/P13/P14 → P15/P16 → PUB1.</w:t>
-      </w:r>
-    </w:p>
-    <w:p>
-      <w:pPr>
-        <w:pStyle w:val="ListParagraph"/>
-        <w:numPr>
-          <w:ilvl w:val="0"/>
-          <w:numId w:val="2"/>
-        </w:numPr>
-        <w:spacing w:after="60"/>
-      </w:pPr>
-      <w:r>
-        <w:t xml:space="preserve">Esboçar as classes de domínio com os ajustes da seção 9.</w:t>
-      </w:r>
-    </w:p>
-    <w:p>
-      <w:pPr>
-        <w:pStyle w:val="ListParagraph"/>
-        <w:numPr>
-          <w:ilvl w:val="0"/>
-          <w:numId w:val="2"/>
-        </w:numPr>
-        <w:spacing w:after="60"/>
-      </w:pPr>
-      <w:r>
-        <w:t xml:space="preserve">Diário individual atualizado a cada aula com prints de commit/PR — 50% da nota da N1.</w:t>
-      </w:r>
-    </w:p>
+        <w:t xml:space="preserve">Construir a fundação do código (build, publicação, portão de qualidade, tipos e schemas do domínio, camada de repositórios, dados de demonstração, componentes compartilhados) antes de dividir as telas entre as cinco pessoas</w:t>
+      </w:r>
+    </w:p>
+    <w:p>
+      <w:pPr>
+        <w:pStyle w:val="ListParagraph"/>
+        <w:numPr>
+          <w:ilvl w:val="0"/>
+          <w:numId w:val="2"/>
+        </w:numPr>
+        <w:spacing w:after="60"/>
+      </w:pPr>
+      <w:r>
+        <w:t xml:space="preserve">Construir as telas navegáveis com dados simulados e publicar no GitHub Pages, na ordem de prioridade já definida: C1 → P1 → P3/P5 → P6/P7 → P8/P9 → P11/P13/P14 → P15/P16 → PUB1</w:t>
+      </w:r>
+    </w:p>
+    <w:p>
+      <w:pPr>
+        <w:pStyle w:val="ListParagraph"/>
+        <w:numPr>
+          <w:ilvl w:val="0"/>
+          <w:numId w:val="2"/>
+        </w:numPr>
+        <w:spacing w:after="60"/>
+      </w:pPr>
+      <w:r>
+        <w:t xml:space="preserve">Diário individual atualizado a cada aula com prints de commit/PR — 50% da nota da N1</w:t>
+      </w:r>
+    </w:p>
+    <w:p>
+      <w:pPr>
+        <w:pStyle w:val="Heading1"/>
+        <w:spacing w:after="140" w:before="320"/>
+      </w:pPr>
+      <w:r>
+        <w:t xml:space="preserve">12. Rastreabilidade — pontos do chat de 28/08</w:t>
+      </w:r>
+    </w:p>
+    <w:p>
+      <w:pPr>
+        <w:spacing w:after="140"/>
+      </w:pPr>
+      <w:r>
+        <w:t xml:space="preserve">Cada ponto levantado no grupo após a apresentação e onde ele está neste documento.</w:t>
+      </w:r>
+    </w:p>
+    <w:tbl>
+      <w:tblPr>
+        <w:tblW w:type="dxa" w:w="9000"/>
+        <w:tblBorders>
+          <w:top w:val="single" w:color="auto" w:sz="4"/>
+          <w:left w:val="single" w:color="auto" w:sz="4"/>
+          <w:bottom w:val="single" w:color="auto" w:sz="4"/>
+          <w:right w:val="single" w:color="auto" w:sz="4"/>
+          <w:insideH w:val="single" w:color="auto" w:sz="4"/>
+          <w:insideV w:val="single" w:color="auto" w:sz="4"/>
+        </w:tblBorders>
+      </w:tblPr>
+      <w:tblGrid>
+        <w:gridCol w:w="4200"/>
+        <w:gridCol w:w="4800"/>
+      </w:tblGrid>
+      <w:tr>
+        <w:trPr>
+          <w:tblHeader/>
+        </w:trPr>
+        <w:tc>
+          <w:tcPr>
+            <w:tcW w:type="dxa" w:w="4200"/>
+            <w:shd w:fill="E5E7EB" w:color="auto" w:val="clear"/>
+            <w:tcMar>
+              <w:top w:type="dxa" w:w="90"/>
+              <w:left w:type="dxa" w:w="110"/>
+              <w:bottom w:type="dxa" w:w="90"/>
+              <w:right w:type="dxa" w:w="110"/>
+            </w:tcMar>
+          </w:tcPr>
+          <w:p>
+            <w:r>
+              <w:rPr>
+                <w:b/>
+                <w:bCs/>
+              </w:rPr>
+              <w:t xml:space="preserve">Ponto do chat</w:t>
+            </w:r>
+          </w:p>
+        </w:tc>
+        <w:tc>
+          <w:tcPr>
+            <w:tcW w:type="dxa" w:w="4800"/>
+            <w:shd w:fill="E5E7EB" w:color="auto" w:val="clear"/>
+            <w:tcMar>
+              <w:top w:type="dxa" w:w="90"/>
+              <w:left w:type="dxa" w:w="110"/>
+              <w:bottom w:type="dxa" w:w="90"/>
+              <w:right w:type="dxa" w:w="110"/>
+            </w:tcMar>
+          </w:tcPr>
+          <w:p>
+            <w:r>
+              <w:rPr>
+                <w:b/>
+                <w:bCs/>
+              </w:rPr>
+              <w:t xml:space="preserve">Onde está</w:t>
+            </w:r>
+          </w:p>
+        </w:tc>
+      </w:tr>
+      <w:tr>
+        <w:trPr>
+          <w:tblHeader w:val="false"/>
+        </w:trPr>
+        <w:tc>
+          <w:tcPr>
+            <w:tcW w:type="dxa" w:w="4200"/>
+            <w:tcMar>
+              <w:top w:type="dxa" w:w="90"/>
+              <w:left w:type="dxa" w:w="110"/>
+              <w:bottom w:type="dxa" w:w="90"/>
+              <w:right w:type="dxa" w:w="110"/>
+            </w:tcMar>
+          </w:tcPr>
+          <w:p>
+            <w:r>
+              <w:rPr>
+                <w:b w:val="false"/>
+                <w:bCs w:val="false"/>
+              </w:rPr>
+              <w:t xml:space="preserve">Não é pra ter área do aluno</w:t>
+            </w:r>
+          </w:p>
+        </w:tc>
+        <w:tc>
+          <w:tcPr>
+            <w:tcW w:type="dxa" w:w="4800"/>
+            <w:tcMar>
+              <w:top w:type="dxa" w:w="90"/>
+              <w:left w:type="dxa" w:w="110"/>
+              <w:bottom w:type="dxa" w:w="90"/>
+              <w:right w:type="dxa" w:w="110"/>
+            </w:tcMar>
+          </w:tcPr>
+          <w:p>
+            <w:r>
+              <w:rPr>
+                <w:b w:val="false"/>
+                <w:bCs w:val="false"/>
+              </w:rPr>
+              <w:t xml:space="preserve">Seção 1 (recorte); PUB1; RF33</w:t>
+            </w:r>
+          </w:p>
+        </w:tc>
+      </w:tr>
+      <w:tr>
+        <w:trPr>
+          <w:tblHeader w:val="false"/>
+        </w:trPr>
+        <w:tc>
+          <w:tcPr>
+            <w:tcW w:type="dxa" w:w="4200"/>
+            <w:tcMar>
+              <w:top w:type="dxa" w:w="90"/>
+              <w:left w:type="dxa" w:w="110"/>
+              <w:bottom w:type="dxa" w:w="90"/>
+              <w:right w:type="dxa" w:w="110"/>
+            </w:tcMar>
+          </w:tcPr>
+          <w:p>
+            <w:r>
+              <w:rPr>
+                <w:b w:val="false"/>
+                <w:bCs w:val="false"/>
+              </w:rPr>
+              <w:t xml:space="preserve">Escaneamento para autocorrigir provas</w:t>
+            </w:r>
+          </w:p>
+        </w:tc>
+        <w:tc>
+          <w:tcPr>
+            <w:tcW w:type="dxa" w:w="4800"/>
+            <w:tcMar>
+              <w:top w:type="dxa" w:w="90"/>
+              <w:left w:type="dxa" w:w="110"/>
+              <w:bottom w:type="dxa" w:w="90"/>
+              <w:right w:type="dxa" w:w="110"/>
+            </w:tcMar>
+          </w:tcPr>
+          <w:p>
+            <w:r>
+              <w:rPr>
+                <w:b w:val="false"/>
+                <w:bCs w:val="false"/>
+              </w:rPr>
+              <w:t xml:space="preserve">RF26–RF32; P15, P16, P17; RNF07</w:t>
+            </w:r>
+          </w:p>
+        </w:tc>
+      </w:tr>
+      <w:tr>
+        <w:trPr>
+          <w:tblHeader w:val="false"/>
+        </w:trPr>
+        <w:tc>
+          <w:tcPr>
+            <w:tcW w:type="dxa" w:w="4200"/>
+            <w:tcMar>
+              <w:top w:type="dxa" w:w="90"/>
+              <w:left w:type="dxa" w:w="110"/>
+              <w:bottom w:type="dxa" w:w="90"/>
+              <w:right w:type="dxa" w:w="110"/>
+            </w:tcMar>
+          </w:tcPr>
+          <w:p>
+            <w:r>
+              <w:rPr>
+                <w:b w:val="false"/>
+                <w:bCs w:val="false"/>
+              </w:rPr>
+              <w:t xml:space="preserve">PDF com todas as telas e o que cada uma faz</w:t>
+            </w:r>
+          </w:p>
+        </w:tc>
+        <w:tc>
+          <w:tcPr>
+            <w:tcW w:type="dxa" w:w="4800"/>
+            <w:tcMar>
+              <w:top w:type="dxa" w:w="90"/>
+              <w:left w:type="dxa" w:w="110"/>
+              <w:bottom w:type="dxa" w:w="90"/>
+              <w:right w:type="dxa" w:w="110"/>
+            </w:tcMar>
+          </w:tcPr>
+          <w:p>
+            <w:r>
+              <w:rPr>
+                <w:b w:val="false"/>
+                <w:bCs w:val="false"/>
+              </w:rPr>
+              <w:t xml:space="preserve">Seção 11 (Jeliel); base textual = seção 8</w:t>
+            </w:r>
+          </w:p>
+        </w:tc>
+      </w:tr>
+      <w:tr>
+        <w:trPr>
+          <w:tblHeader w:val="false"/>
+        </w:trPr>
+        <w:tc>
+          <w:tcPr>
+            <w:tcW w:type="dxa" w:w="4200"/>
+            <w:tcMar>
+              <w:top w:type="dxa" w:w="90"/>
+              <w:left w:type="dxa" w:w="110"/>
+              <w:bottom w:type="dxa" w:w="90"/>
+              <w:right w:type="dxa" w:w="110"/>
+            </w:tcMar>
+          </w:tcPr>
+          <w:p>
+            <w:r>
+              <w:rPr>
+                <w:b w:val="false"/>
+                <w:bCs w:val="false"/>
+              </w:rPr>
+              <w:t xml:space="preserve">Tags de categoria por questão, para melhores análises</w:t>
+            </w:r>
+          </w:p>
+        </w:tc>
+        <w:tc>
+          <w:tcPr>
+            <w:tcW w:type="dxa" w:w="4800"/>
+            <w:tcMar>
+              <w:top w:type="dxa" w:w="90"/>
+              <w:left w:type="dxa" w:w="110"/>
+              <w:bottom w:type="dxa" w:w="90"/>
+              <w:right w:type="dxa" w:w="110"/>
+            </w:tcMar>
+          </w:tcPr>
+          <w:p>
+            <w:r>
+              <w:rPr>
+                <w:b w:val="false"/>
+                <w:bCs w:val="false"/>
+              </w:rPr>
+              <w:t xml:space="preserve">RF11; P7; RF35 e P18 (% de acerto por tag)</w:t>
+            </w:r>
+          </w:p>
+        </w:tc>
+      </w:tr>
+      <w:tr>
+        <w:trPr>
+          <w:tblHeader w:val="false"/>
+        </w:trPr>
+        <w:tc>
+          <w:tcPr>
+            <w:tcW w:type="dxa" w:w="4200"/>
+            <w:tcMar>
+              <w:top w:type="dxa" w:w="90"/>
+              <w:left w:type="dxa" w:w="110"/>
+              <w:bottom w:type="dxa" w:w="90"/>
+              <w:right w:type="dxa" w:w="110"/>
+            </w:tcMar>
+          </w:tcPr>
+          <w:p>
+            <w:r>
+              <w:rPr>
+                <w:b w:val="false"/>
+                <w:bCs w:val="false"/>
+              </w:rPr>
+              <w:t xml:space="preserve">RFs escritos em forma de ação</w:t>
+            </w:r>
+          </w:p>
+        </w:tc>
+        <w:tc>
+          <w:tcPr>
+            <w:tcW w:type="dxa" w:w="4800"/>
+            <w:tcMar>
+              <w:top w:type="dxa" w:w="90"/>
+              <w:left w:type="dxa" w:w="110"/>
+              <w:bottom w:type="dxa" w:w="90"/>
+              <w:right w:type="dxa" w:w="110"/>
+            </w:tcMar>
+          </w:tcPr>
+          <w:p>
+            <w:r>
+              <w:rPr>
+                <w:b w:val="false"/>
+                <w:bCs w:val="false"/>
+              </w:rPr>
+              <w:t xml:space="preserve">Seção 3 (42 RFs)</w:t>
+            </w:r>
+          </w:p>
+        </w:tc>
+      </w:tr>
+      <w:tr>
+        <w:trPr>
+          <w:tblHeader w:val="false"/>
+        </w:trPr>
+        <w:tc>
+          <w:tcPr>
+            <w:tcW w:type="dxa" w:w="4200"/>
+            <w:tcMar>
+              <w:top w:type="dxa" w:w="90"/>
+              <w:left w:type="dxa" w:w="110"/>
+              <w:bottom w:type="dxa" w:w="90"/>
+              <w:right w:type="dxa" w:w="110"/>
+            </w:tcMar>
+          </w:tcPr>
+          <w:p>
+            <w:r>
+              <w:rPr>
+                <w:b w:val="false"/>
+                <w:bCs w:val="false"/>
+              </w:rPr>
+              <w:t xml:space="preserve">RNFs com métrica verificável</w:t>
+            </w:r>
+          </w:p>
+        </w:tc>
+        <w:tc>
+          <w:tcPr>
+            <w:tcW w:type="dxa" w:w="4800"/>
+            <w:tcMar>
+              <w:top w:type="dxa" w:w="90"/>
+              <w:left w:type="dxa" w:w="110"/>
+              <w:bottom w:type="dxa" w:w="90"/>
+              <w:right w:type="dxa" w:w="110"/>
+            </w:tcMar>
+          </w:tcPr>
+          <w:p>
+            <w:r>
+              <w:rPr>
+                <w:b w:val="false"/>
+                <w:bCs w:val="false"/>
+              </w:rPr>
+              <w:t xml:space="preserve">Seção 4 (20 RNFs)</w:t>
+            </w:r>
+          </w:p>
+        </w:tc>
+      </w:tr>
+      <w:tr>
+        <w:trPr>
+          <w:tblHeader w:val="false"/>
+        </w:trPr>
+        <w:tc>
+          <w:tcPr>
+            <w:tcW w:type="dxa" w:w="4200"/>
+            <w:tcMar>
+              <w:top w:type="dxa" w:w="90"/>
+              <w:left w:type="dxa" w:w="110"/>
+              <w:bottom w:type="dxa" w:w="90"/>
+              <w:right w:type="dxa" w:w="110"/>
+            </w:tcMar>
+          </w:tcPr>
+          <w:p>
+            <w:r>
+              <w:rPr>
+                <w:b w:val="false"/>
+                <w:bCs w:val="false"/>
+              </w:rPr>
+              <w:t xml:space="preserve">Minimalismo medido por quantidade de cliques</w:t>
+            </w:r>
+          </w:p>
+        </w:tc>
+        <w:tc>
+          <w:tcPr>
+            <w:tcW w:type="dxa" w:w="4800"/>
+            <w:tcMar>
+              <w:top w:type="dxa" w:w="90"/>
+              <w:left w:type="dxa" w:w="110"/>
+              <w:bottom w:type="dxa" w:w="90"/>
+              <w:right w:type="dxa" w:w="110"/>
+            </w:tcMar>
+          </w:tcPr>
+          <w:p>
+            <w:r>
+              <w:rPr>
+                <w:b w:val="false"/>
+                <w:bCs w:val="false"/>
+              </w:rPr>
+              <w:t xml:space="preserve">RNF06</w:t>
+            </w:r>
+          </w:p>
+        </w:tc>
+      </w:tr>
+      <w:tr>
+        <w:trPr>
+          <w:tblHeader w:val="false"/>
+        </w:trPr>
+        <w:tc>
+          <w:tcPr>
+            <w:tcW w:type="dxa" w:w="4200"/>
+            <w:tcMar>
+              <w:top w:type="dxa" w:w="90"/>
+              <w:left w:type="dxa" w:w="110"/>
+              <w:bottom w:type="dxa" w:w="90"/>
+              <w:right w:type="dxa" w:w="110"/>
+            </w:tcMar>
+          </w:tcPr>
+          <w:p>
+            <w:r>
+              <w:rPr>
+                <w:b w:val="false"/>
+                <w:bCs w:val="false"/>
+              </w:rPr>
+              <w:t xml:space="preserve">Requisitos de confiabilidade</w:t>
+            </w:r>
+          </w:p>
+        </w:tc>
+        <w:tc>
+          <w:tcPr>
+            <w:tcW w:type="dxa" w:w="4800"/>
+            <w:tcMar>
+              <w:top w:type="dxa" w:w="90"/>
+              <w:left w:type="dxa" w:w="110"/>
+              <w:bottom w:type="dxa" w:w="90"/>
+              <w:right w:type="dxa" w:w="110"/>
+            </w:tcMar>
+          </w:tcPr>
+          <w:p>
+            <w:r>
+              <w:rPr>
+                <w:b w:val="false"/>
+                <w:bCs w:val="false"/>
+              </w:rPr>
+              <w:t xml:space="preserve">RNF07</w:t>
+            </w:r>
+          </w:p>
+        </w:tc>
+      </w:tr>
+      <w:tr>
+        <w:trPr>
+          <w:tblHeader w:val="false"/>
+        </w:trPr>
+        <w:tc>
+          <w:tcPr>
+            <w:tcW w:type="dxa" w:w="4200"/>
+            <w:tcMar>
+              <w:top w:type="dxa" w:w="90"/>
+              <w:left w:type="dxa" w:w="110"/>
+              <w:bottom w:type="dxa" w:w="90"/>
+              <w:right w:type="dxa" w:w="110"/>
+            </w:tcMar>
+          </w:tcPr>
+          <w:p>
+            <w:r>
+              <w:rPr>
+                <w:b w:val="false"/>
+                <w:bCs w:val="false"/>
+              </w:rPr>
+              <w:t xml:space="preserve">Cypress e afins</w:t>
+            </w:r>
+          </w:p>
+        </w:tc>
+        <w:tc>
+          <w:tcPr>
+            <w:tcW w:type="dxa" w:w="4800"/>
+            <w:tcMar>
+              <w:top w:type="dxa" w:w="90"/>
+              <w:left w:type="dxa" w:w="110"/>
+              <w:bottom w:type="dxa" w:w="90"/>
+              <w:right w:type="dxa" w:w="110"/>
+            </w:tcMar>
+          </w:tcPr>
+          <w:p>
+            <w:r>
+              <w:rPr>
+                <w:b w:val="false"/>
+                <w:bCs w:val="false"/>
+              </w:rPr>
+              <w:t xml:space="preserve">RNF08</w:t>
+            </w:r>
+          </w:p>
+        </w:tc>
+      </w:tr>
+      <w:tr>
+        <w:trPr>
+          <w:tblHeader w:val="false"/>
+        </w:trPr>
+        <w:tc>
+          <w:tcPr>
+            <w:tcW w:type="dxa" w:w="4200"/>
+            <w:tcMar>
+              <w:top w:type="dxa" w:w="90"/>
+              <w:left w:type="dxa" w:w="110"/>
+              <w:bottom w:type="dxa" w:w="90"/>
+              <w:right w:type="dxa" w:w="110"/>
+            </w:tcMar>
+          </w:tcPr>
+          <w:p>
+            <w:r>
+              <w:rPr>
+                <w:b w:val="false"/>
+                <w:bCs w:val="false"/>
+              </w:rPr>
+              <w:t xml:space="preserve">GitHub Project 4 (quem fez o quê e quando)</w:t>
+            </w:r>
+          </w:p>
+        </w:tc>
+        <w:tc>
+          <w:tcPr>
+            <w:tcW w:type="dxa" w:w="4800"/>
+            <w:tcMar>
+              <w:top w:type="dxa" w:w="90"/>
+              <w:left w:type="dxa" w:w="110"/>
+              <w:bottom w:type="dxa" w:w="90"/>
+              <w:right w:type="dxa" w:w="110"/>
+            </w:tcMar>
+          </w:tcPr>
+          <w:p>
+            <w:r>
+              <w:rPr>
+                <w:b w:val="false"/>
+                <w:bCs w:val="false"/>
+              </w:rPr>
+              <w:t xml:space="preserve">Seção 2</w:t>
+            </w:r>
+          </w:p>
+        </w:tc>
+      </w:tr>
+      <w:tr>
+        <w:trPr>
+          <w:tblHeader w:val="false"/>
+        </w:trPr>
+        <w:tc>
+          <w:tcPr>
+            <w:tcW w:type="dxa" w:w="4200"/>
+            <w:tcMar>
+              <w:top w:type="dxa" w:w="90"/>
+              <w:left w:type="dxa" w:w="110"/>
+              <w:bottom w:type="dxa" w:w="90"/>
+              <w:right w:type="dxa" w:w="110"/>
+            </w:tcMar>
+          </w:tcPr>
+          <w:p>
+            <w:r>
+              <w:rPr>
+                <w:b w:val="false"/>
+                <w:bCs w:val="false"/>
+              </w:rPr>
+              <w:t xml:space="preserve">Diminuir tempo de cadastro de alunos; importar alunos, provas, questões via Excel/JSON</w:t>
+            </w:r>
+          </w:p>
+        </w:tc>
+        <w:tc>
+          <w:tcPr>
+            <w:tcW w:type="dxa" w:w="4800"/>
+            <w:tcMar>
+              <w:top w:type="dxa" w:w="90"/>
+              <w:left w:type="dxa" w:w="110"/>
+              <w:bottom w:type="dxa" w:w="90"/>
+              <w:right w:type="dxa" w:w="110"/>
+            </w:tcMar>
+          </w:tcPr>
+          <w:p>
+            <w:r>
+              <w:rPr>
+                <w:b w:val="false"/>
+                <w:bCs w:val="false"/>
+              </w:rPr>
+              <w:t xml:space="preserve">RF08, RF14, RF19; modais de importação em P5, P6, P8</w:t>
+            </w:r>
+          </w:p>
+        </w:tc>
+      </w:tr>
+      <w:tr>
+        <w:trPr>
+          <w:tblHeader w:val="false"/>
+        </w:trPr>
+        <w:tc>
+          <w:tcPr>
+            <w:tcW w:type="dxa" w:w="4200"/>
+            <w:tcMar>
+              <w:top w:type="dxa" w:w="90"/>
+              <w:left w:type="dxa" w:w="110"/>
+              <w:bottom w:type="dxa" w:w="90"/>
+              <w:right w:type="dxa" w:w="110"/>
+            </w:tcMar>
+          </w:tcPr>
+          <w:p>
+            <w:r>
+              <w:rPr>
+                <w:b w:val="false"/>
+                <w:bCs w:val="false"/>
+              </w:rPr>
+              <w:t xml:space="preserve">Tour guiado</w:t>
+            </w:r>
+          </w:p>
+        </w:tc>
+        <w:tc>
+          <w:tcPr>
+            <w:tcW w:type="dxa" w:w="4800"/>
+            <w:tcMar>
+              <w:top w:type="dxa" w:w="90"/>
+              <w:left w:type="dxa" w:w="110"/>
+              <w:bottom w:type="dxa" w:w="90"/>
+              <w:right w:type="dxa" w:w="110"/>
+            </w:tcMar>
+          </w:tcPr>
+          <w:p>
+            <w:r>
+              <w:rPr>
+                <w:b w:val="false"/>
+                <w:bCs w:val="false"/>
+              </w:rPr>
+              <w:t xml:space="preserve">RF37; P1; P2 (rever tour)</w:t>
+            </w:r>
+          </w:p>
+        </w:tc>
+      </w:tr>
+      <w:tr>
+        <w:trPr>
+          <w:tblHeader w:val="false"/>
+        </w:trPr>
+        <w:tc>
+          <w:tcPr>
+            <w:tcW w:type="dxa" w:w="4200"/>
+            <w:tcMar>
+              <w:top w:type="dxa" w:w="90"/>
+              <w:left w:type="dxa" w:w="110"/>
+              <w:bottom w:type="dxa" w:w="90"/>
+              <w:right w:type="dxa" w:w="110"/>
+            </w:tcMar>
+          </w:tcPr>
+          <w:p>
+            <w:r>
+              <w:rPr>
+                <w:b w:val="false"/>
+                <w:bCs w:val="false"/>
+              </w:rPr>
+              <w:t xml:space="preserve">Formulário para montar prova automaticamente (tags, discursivas, quantidade)</w:t>
+            </w:r>
+          </w:p>
+        </w:tc>
+        <w:tc>
+          <w:tcPr>
+            <w:tcW w:type="dxa" w:w="4800"/>
+            <w:tcMar>
+              <w:top w:type="dxa" w:w="90"/>
+              <w:left w:type="dxa" w:w="110"/>
+              <w:bottom w:type="dxa" w:w="90"/>
+              <w:right w:type="dxa" w:w="110"/>
+            </w:tcMar>
+          </w:tcPr>
+          <w:p>
+            <w:r>
+              <w:rPr>
+                <w:b w:val="false"/>
+                <w:bCs w:val="false"/>
+              </w:rPr>
+              <w:t xml:space="preserve">RF16; P9b</w:t>
+            </w:r>
+          </w:p>
+        </w:tc>
+      </w:tr>
+      <w:tr>
+        <w:trPr>
+          <w:tblHeader w:val="false"/>
+        </w:trPr>
+        <w:tc>
+          <w:tcPr>
+            <w:tcW w:type="dxa" w:w="4200"/>
+            <w:tcMar>
+              <w:top w:type="dxa" w:w="90"/>
+              <w:left w:type="dxa" w:w="110"/>
+              <w:bottom w:type="dxa" w:w="90"/>
+              <w:right w:type="dxa" w:w="110"/>
+            </w:tcMar>
+          </w:tcPr>
+          <w:p>
+            <w:r>
+              <w:rPr>
+                <w:b w:val="false"/>
+                <w:bCs w:val="false"/>
+              </w:rPr>
+              <w:t xml:space="preserve">Salvar embaralhamento na prova, ativável/desativável na aplicação</w:t>
+            </w:r>
+          </w:p>
+        </w:tc>
+        <w:tc>
+          <w:tcPr>
+            <w:tcW w:type="dxa" w:w="4800"/>
+            <w:tcMar>
+              <w:top w:type="dxa" w:w="90"/>
+              <w:left w:type="dxa" w:w="110"/>
+              <w:bottom w:type="dxa" w:w="90"/>
+              <w:right w:type="dxa" w:w="110"/>
+            </w:tcMar>
+          </w:tcPr>
+          <w:p>
+            <w:r>
+              <w:rPr>
+                <w:b w:val="false"/>
+                <w:bCs w:val="false"/>
+              </w:rPr>
+              <w:t xml:space="preserve">RF17; P9 (preferências); P13 (herdadas, editáveis)</w:t>
+            </w:r>
+          </w:p>
+        </w:tc>
+      </w:tr>
+      <w:tr>
+        <w:trPr>
+          <w:tblHeader w:val="false"/>
+        </w:trPr>
+        <w:tc>
+          <w:tcPr>
+            <w:tcW w:type="dxa" w:w="4200"/>
+            <w:tcMar>
+              <w:top w:type="dxa" w:w="90"/>
+              <w:left w:type="dxa" w:w="110"/>
+              <w:bottom w:type="dxa" w:w="90"/>
+              <w:right w:type="dxa" w:w="110"/>
+            </w:tcMar>
+          </w:tcPr>
+          <w:p>
+            <w:r>
+              <w:rPr>
+                <w:b w:val="false"/>
+                <w:bCs w:val="false"/>
+              </w:rPr>
+              <w:t xml:space="preserve">Duplicar provas</w:t>
+            </w:r>
+          </w:p>
+        </w:tc>
+        <w:tc>
+          <w:tcPr>
+            <w:tcW w:type="dxa" w:w="4800"/>
+            <w:tcMar>
+              <w:top w:type="dxa" w:w="90"/>
+              <w:left w:type="dxa" w:w="110"/>
+              <w:bottom w:type="dxa" w:w="90"/>
+              <w:right w:type="dxa" w:w="110"/>
+            </w:tcMar>
+          </w:tcPr>
+          <w:p>
+            <w:r>
+              <w:rPr>
+                <w:b w:val="false"/>
+                <w:bCs w:val="false"/>
+              </w:rPr>
+              <w:t xml:space="preserve">RF18; P8; P10</w:t>
+            </w:r>
+          </w:p>
+        </w:tc>
+      </w:tr>
+      <w:tr>
+        <w:trPr>
+          <w:tblHeader w:val="false"/>
+        </w:trPr>
+        <w:tc>
+          <w:tcPr>
+            <w:tcW w:type="dxa" w:w="4200"/>
+            <w:tcMar>
+              <w:top w:type="dxa" w:w="90"/>
+              <w:left w:type="dxa" w:w="110"/>
+              <w:bottom w:type="dxa" w:w="90"/>
+              <w:right w:type="dxa" w:w="110"/>
+            </w:tcMar>
+          </w:tcPr>
+          <w:p>
+            <w:r>
+              <w:rPr>
+                <w:b w:val="false"/>
+                <w:bCs w:val="false"/>
+              </w:rPr>
+              <w:t xml:space="preserve">Versionamento A/B/C de questões (discutível)</w:t>
+            </w:r>
+          </w:p>
+        </w:tc>
+        <w:tc>
+          <w:tcPr>
+            <w:tcW w:type="dxa" w:w="4800"/>
+            <w:tcMar>
+              <w:top w:type="dxa" w:w="90"/>
+              <w:left w:type="dxa" w:w="110"/>
+              <w:bottom w:type="dxa" w:w="90"/>
+              <w:right w:type="dxa" w:w="110"/>
+            </w:tcMar>
+          </w:tcPr>
+          <w:p>
+            <w:r>
+              <w:rPr>
+                <w:b w:val="false"/>
+                <w:bCs w:val="false"/>
+              </w:rPr>
+              <w:t xml:space="preserve">6.3; seção 10 (em discussão)</w:t>
+            </w:r>
+          </w:p>
+        </w:tc>
+      </w:tr>
+      <w:tr>
+        <w:trPr>
+          <w:tblHeader w:val="false"/>
+        </w:trPr>
+        <w:tc>
+          <w:tcPr>
+            <w:tcW w:type="dxa" w:w="4200"/>
+            <w:tcMar>
+              <w:top w:type="dxa" w:w="90"/>
+              <w:left w:type="dxa" w:w="110"/>
+              <w:bottom w:type="dxa" w:w="90"/>
+              <w:right w:type="dxa" w:w="110"/>
+            </w:tcMar>
+          </w:tcPr>
+          <w:p>
+            <w:r>
+              <w:rPr>
+                <w:b w:val="false"/>
+                <w:bCs w:val="false"/>
+              </w:rPr>
+              <w:t xml:space="preserve">Embaralhar alternativas por questão ao montar a prova</w:t>
+            </w:r>
+          </w:p>
+        </w:tc>
+        <w:tc>
+          <w:tcPr>
+            <w:tcW w:type="dxa" w:w="4800"/>
+            <w:tcMar>
+              <w:top w:type="dxa" w:w="90"/>
+              <w:left w:type="dxa" w:w="110"/>
+              <w:bottom w:type="dxa" w:w="90"/>
+              <w:right w:type="dxa" w:w="110"/>
+            </w:tcMar>
+          </w:tcPr>
+          <w:p>
+            <w:r>
+              <w:rPr>
+                <w:b w:val="false"/>
+                <w:bCs w:val="false"/>
+              </w:rPr>
+              <w:t xml:space="preserve">RF13; P7 (padrão da questão) e P9 (ajuste por prova)</w:t>
+            </w:r>
+          </w:p>
+        </w:tc>
+      </w:tr>
+      <w:tr>
+        <w:trPr>
+          <w:tblHeader w:val="false"/>
+        </w:trPr>
+        <w:tc>
+          <w:tcPr>
+            <w:tcW w:type="dxa" w:w="4200"/>
+            <w:tcMar>
+              <w:top w:type="dxa" w:w="90"/>
+              <w:left w:type="dxa" w:w="110"/>
+              <w:bottom w:type="dxa" w:w="90"/>
+              <w:right w:type="dxa" w:w="110"/>
+            </w:tcMar>
+          </w:tcPr>
+          <w:p>
+            <w:r>
+              <w:rPr>
+                <w:b w:val="false"/>
+                <w:bCs w:val="false"/>
+              </w:rPr>
+              <w:t xml:space="preserve">Disponibilizar a nota pelo QR Code ao final da prova</w:t>
+            </w:r>
+          </w:p>
+        </w:tc>
+        <w:tc>
+          <w:tcPr>
+            <w:tcW w:type="dxa" w:w="4800"/>
+            <w:tcMar>
+              <w:top w:type="dxa" w:w="90"/>
+              <w:left w:type="dxa" w:w="110"/>
+              <w:bottom w:type="dxa" w:w="90"/>
+              <w:right w:type="dxa" w:w="110"/>
+            </w:tcMar>
+          </w:tcPr>
+          <w:p>
+            <w:r>
+              <w:rPr>
+                <w:b w:val="false"/>
+                <w:bCs w:val="false"/>
+              </w:rPr>
+              <w:t xml:space="preserve">RF33; PUB1; toggle “Liberar notas” em P14; 6.1</w:t>
+            </w:r>
+          </w:p>
+        </w:tc>
+      </w:tr>
+      <w:tr>
+        <w:trPr>
+          <w:tblHeader w:val="false"/>
+        </w:trPr>
+        <w:tc>
+          <w:tcPr>
+            <w:tcW w:type="dxa" w:w="4200"/>
+            <w:tcMar>
+              <w:top w:type="dxa" w:w="90"/>
+              <w:left w:type="dxa" w:w="110"/>
+              <w:bottom w:type="dxa" w:w="90"/>
+              <w:right w:type="dxa" w:w="110"/>
+            </w:tcMar>
+          </w:tcPr>
+          <w:p>
+            <w:r>
+              <w:rPr>
+                <w:b w:val="false"/>
+                <w:bCs w:val="false"/>
+              </w:rPr>
+              <w:t xml:space="preserve">Validar com o cliente: discursivas, import/export Excel, notas por QR</w:t>
+            </w:r>
+          </w:p>
+        </w:tc>
+        <w:tc>
+          <w:tcPr>
+            <w:tcW w:type="dxa" w:w="4800"/>
+            <w:tcMar>
+              <w:top w:type="dxa" w:w="90"/>
+              <w:left w:type="dxa" w:w="110"/>
+              <w:bottom w:type="dxa" w:w="90"/>
+              <w:right w:type="dxa" w:w="110"/>
+            </w:tcMar>
+          </w:tcPr>
+          <w:p>
+            <w:r>
+              <w:rPr>
+                <w:b w:val="false"/>
+                <w:bCs w:val="false"/>
+              </w:rPr>
+              <w:t xml:space="preserve">Seção 7; marcações [validar] nos RFs</w:t>
+            </w:r>
+          </w:p>
+        </w:tc>
+      </w:tr>
+    </w:tbl>
     <w:sectPr>
       <w:pgSz w:w="11906" w:h="16838" w:orient="portrait"/>
       <w:pgMar w:top="1440" w:right="1440" w:bottom="1440" w:left="1440" w:header="708" w:footer="708" w:gutter="0"/>
